--- a/Our_Work/documents/UNSW-NB15-Report.docx
+++ b/Our_Work/documents/UNSW-NB15-Report.docx
@@ -76,7 +76,7 @@
         <w:spacing w:after="40"/>
       </w:pPr>
       <w:r>
-        <w:t>Analysis and Backdoor stayed near F1 0.17 in every model. About 80% of their rows have another row with identical features but a different label. This is probably a major reason, though we did not test every other explanation.</w:t>
+        <w:t>Analysis and Backdoor stayed near F1 0.17 in every model. About 80% of their rows have another row with identical features but a different label. This lowers what any model can reach on these two classes, but it does not explain the whole gap: a rule that memorises the most common label of each group of identical rows reaches only about F1 0.37 (Analysis) and 0.36 (Backdoor) on the training data, while our models reach 0.17 and 0.18.</w:t>
       </w:r>
     </w:p>
     <w:p>
@@ -101,7 +101,7 @@
         <w:rPr>
           <w:i w:val="0"/>
         </w:rPr>
-        <w:t>UNSW-NB15 comes as four raw CSV files with 2,540,047 flows and 49 columns. After removing duplicates, 2,042,340 flows remained. We split them 80/20 with stratification: 1,633,872 flows for training and 408,468 for testing. The test set was not used for any modelling decision except the final model choice described in section 5.3.</w:t>
+        <w:t>UNSW-NB15 comes as four raw CSV files with 2,540,047 flows and 49 columns. After removing duplicates, 2,042,340 flows remained. We split them 80/20 with stratification: 1,633,872 flows for training and 408,468 for testing. The test set was not used for any modelling decision except the final model choice described in section 5.2.</w:t>
       </w:r>
     </w:p>
     <w:tbl>
@@ -1233,7 +1233,7 @@
               <w:rPr>
                 <w:sz w:val="20"/>
               </w:rPr>
-              <w:t>The rare classes had few examples. See section 5.2.</w:t>
+              <w:t>The rare classes had few examples. Switching to BorderlineSMOTE changed no score to three decimals (two-stage 0.648 in both cases). Section 5.2 tests whether synthetic rows help at all.</w:t>
             </w:r>
           </w:p>
         </w:tc>
@@ -1904,7 +1904,7 @@
         <w:rPr>
           <w:i w:val="0"/>
         </w:rPr>
-        <w:t>Two weaknesses of this first baseline were only found later, and they matter for how the early numbers should be read. (1) The LightGBM was trained with lgb.train, which ignores the class_weight setting (it exists only in the scikit-learn wrapper), so this model was effectively unweighted. (2) Early stopping used a validation slice cut from the oversampled data, so some validation rows could have synthetic neighbours in the training data. Section 5.3 repeats the comparison without these two issues.</w:t>
+        <w:t>Two weaknesses of this first baseline were only found later, and they matter for how the early numbers should be read. (1) The LightGBM was trained with lgb.train, which ignores the class_weight setting (it exists only in the scikit-learn wrapper), so this model was effectively unweighted. (2) Early stopping used a validation slice cut from the oversampled data, so some validation rows could have synthetic neighbours in the training data. Section 5.2 repeats the comparison without these two issues.</w:t>
       </w:r>
     </w:p>
     <w:p>
@@ -1936,23 +1936,7 @@
         <w:pStyle w:val="Heading2"/>
       </w:pPr>
       <w:r>
-        <w:t>5.2 Changing the oversampling method</w:t>
-      </w:r>
-    </w:p>
-    <w:p>
-      <w:r>
-        <w:rPr>
-          <w:i w:val="0"/>
-        </w:rPr>
-        <w:t>SMOTENC interpolates between random neighbours. We replaced it with BorderlineSMOTE, which creates samples near the class boundary, and capped oversampling at 5x per class. Macro F1 was the same to three decimals (two-stage 0.648 in both cases). The change altered about 0.26% of the training rows, so this test says little beyond the fact that the choice between these two methods did not matter. It did not test training without synthetic rows; that comes next.</w:t>
-      </w:r>
-    </w:p>
-    <w:p>
-      <w:pPr>
-        <w:pStyle w:val="Heading2"/>
-      </w:pPr>
-      <w:r>
-        <w:t>5.3 A controlled comparison: class weights, design and synthetic rows</w:t>
+        <w:t>5.2 A controlled comparison: class weights, design and synthetic rows</w:t>
       </w:r>
     </w:p>
     <w:p>
@@ -2424,7 +2408,7 @@
         <w:pStyle w:val="Heading2"/>
       </w:pPr>
       <w:r>
-        <w:t>5.4 Where the remaining errors are: identical features, different labels</w:t>
+        <w:t>5.3 Where the remaining errors are: identical features, different labels</w:t>
       </w:r>
     </w:p>
     <w:p>
@@ -2432,7 +2416,7 @@
         <w:rPr>
           <w:i w:val="0"/>
         </w:rPr>
-        <w:t>After exact duplicates are removed, any remaining group of rows with identical features must carry different labels. For these rows, a model that only sees these features has no basis to prefer one label. We measured the share of each class's rows that have such a twin from another class:</w:t>
+        <w:t>After exact duplicates are removed, any remaining group of rows with identical features must carry different labels. For these rows, a model that only sees these features has no basis to prefer one label. We measured the share of each class's rows that have such a twin from another class (computed before feature selection):</w:t>
       </w:r>
     </w:p>
     <w:tbl>
@@ -2821,7 +2805,7 @@
         <w:rPr>
           <w:i w:val="0"/>
         </w:rPr>
-        <w:t>The ordering matches the F1 scores: the two classes with the highest overlap (Backdoor and Analysis) are the two with the lowest F1, about 0.17, in every model we tried. The twins are mixed across Analysis, Backdoor, DoS, Exploits, Fuzzers, Generic and Reconnaissance, and the same pattern appears on the selected features. We read this as a likely major reason for the low scores of those two classes. We excluded identifiers and timestamps on purpose, so we cannot say whether they would help separate these rows. Earlier papers report the same group of confused classes.</w:t>
+        <w:t>The ordering matches the F1 scores: the two classes with the highest overlap (Backdoor and Analysis) are the two with the lowest F1, about 0.17, in every model we tried. On the 45 model features in the training data the top three shares are almost the same: Backdoor 82.5%, Analysis 78.2%, DoS 33.2% (test data: 62.5%, 62.9% and 26.1%). We read this as one reason for the low scores of those two classes, but not the whole explanation: a rule that memorises the most common label of each group of identical rows reaches only about F1 0.37 (Analysis) and 0.36 (Backdoor) on the training data, while our models reach 0.17 and 0.18. This rule is an illustration, not a strict upper bound. We excluded identifiers and timestamps on purpose, so we cannot say whether they would help separate these rows. Sarhan et al. also report low F1 for Analysis (0.03) and Backdoor (0.08) with a different classifier.</w:t>
       </w:r>
     </w:p>
     <w:p>
@@ -2829,7 +2813,7 @@
         <w:pStyle w:val="Heading2"/>
       </w:pPr>
       <w:r>
-        <w:t>5.5 Do the TTL features raise the score?</w:t>
+        <w:t>5.4 Do the TTL features raise the score?</w:t>
       </w:r>
     </w:p>
     <w:p>
@@ -3036,232 +3020,7 @@
         <w:pStyle w:val="Heading2"/>
       </w:pPr>
       <w:r>
-        <w:t>5.6 What the scores look like if the overlapping classes are merged</w:t>
-      </w:r>
-    </w:p>
-    <w:p>
-      <w:r>
-        <w:rPr>
-          <w:i w:val="0"/>
-        </w:rPr>
-        <w:t>This needs no retraining. We relabelled the predictions and the true labels of the best model after the fact. It changes the task, so it is only a way to see how much two classes affect the average, not a result.</w:t>
-      </w:r>
-    </w:p>
-    <w:tbl>
-      <w:tblPr>
-        <w:tblStyle w:val="TableGrid"/>
-        <w:tblW w:type="auto" w:w="0"/>
-        <w:jc w:val="center"/>
-        <w:tblLook w:firstColumn="1" w:firstRow="1" w:lastColumn="0" w:lastRow="0" w:noHBand="0" w:noVBand="1" w:val="04A0"/>
-      </w:tblPr>
-      <w:tblGrid>
-        <w:gridCol w:w="4680"/>
-        <w:gridCol w:w="4680"/>
-      </w:tblGrid>
-      <w:tr>
-        <w:tc>
-          <w:tcPr>
-            <w:tcW w:type="dxa" w:w="6048"/>
-            <w:shd w:val="clear" w:color="auto" w:fill="DCE6F1"/>
-          </w:tcPr>
-          <w:p>
-            <w:pPr>
-              <w:spacing w:after="20"/>
-            </w:pPr>
-            <w:r/>
-            <w:r>
-              <w:rPr>
-                <w:b/>
-                <w:sz w:val="20"/>
-              </w:rPr>
-              <w:t>View</w:t>
-            </w:r>
-          </w:p>
-        </w:tc>
-        <w:tc>
-          <w:tcPr>
-            <w:tcW w:type="dxa" w:w="1728"/>
-            <w:shd w:val="clear" w:color="auto" w:fill="DCE6F1"/>
-          </w:tcPr>
-          <w:p>
-            <w:pPr>
-              <w:spacing w:after="20"/>
-            </w:pPr>
-            <w:r/>
-            <w:r>
-              <w:rPr>
-                <w:b/>
-                <w:sz w:val="20"/>
-              </w:rPr>
-              <w:t>Macro F1</w:t>
-            </w:r>
-          </w:p>
-        </w:tc>
-      </w:tr>
-      <w:tr>
-        <w:tc>
-          <w:tcPr>
-            <w:tcW w:type="dxa" w:w="6048"/>
-          </w:tcPr>
-          <w:p>
-            <w:pPr>
-              <w:spacing w:after="20"/>
-            </w:pPr>
-            <w:r/>
-            <w:r>
-              <w:rPr>
-                <w:sz w:val="20"/>
-              </w:rPr>
-              <w:t>Original, 10 classes</w:t>
-            </w:r>
-          </w:p>
-        </w:tc>
-        <w:tc>
-          <w:tcPr>
-            <w:tcW w:type="dxa" w:w="1728"/>
-          </w:tcPr>
-          <w:p>
-            <w:pPr>
-              <w:spacing w:after="20"/>
-            </w:pPr>
-            <w:r/>
-            <w:r>
-              <w:rPr>
-                <w:sz w:val="20"/>
-              </w:rPr>
-              <w:t>0.670</w:t>
-            </w:r>
-          </w:p>
-        </w:tc>
-      </w:tr>
-      <w:tr>
-        <w:tc>
-          <w:tcPr>
-            <w:tcW w:type="dxa" w:w="6048"/>
-          </w:tcPr>
-          <w:p>
-            <w:pPr>
-              <w:spacing w:after="20"/>
-            </w:pPr>
-            <w:r/>
-            <w:r>
-              <w:rPr>
-                <w:sz w:val="20"/>
-              </w:rPr>
-              <w:t>Analysis and Backdoor merged (9 classes)</w:t>
-            </w:r>
-          </w:p>
-        </w:tc>
-        <w:tc>
-          <w:tcPr>
-            <w:tcW w:type="dxa" w:w="1728"/>
-          </w:tcPr>
-          <w:p>
-            <w:pPr>
-              <w:spacing w:after="20"/>
-            </w:pPr>
-            <w:r/>
-            <w:r>
-              <w:rPr>
-                <w:sz w:val="20"/>
-              </w:rPr>
-              <w:t>0.750</w:t>
-            </w:r>
-          </w:p>
-        </w:tc>
-      </w:tr>
-      <w:tr>
-        <w:tc>
-          <w:tcPr>
-            <w:tcW w:type="dxa" w:w="6048"/>
-          </w:tcPr>
-          <w:p>
-            <w:pPr>
-              <w:spacing w:after="20"/>
-            </w:pPr>
-            <w:r/>
-            <w:r>
-              <w:rPr>
-                <w:sz w:val="20"/>
-              </w:rPr>
-              <w:t>Analysis and Backdoor folded into Exploits (8 classes)</w:t>
-            </w:r>
-          </w:p>
-        </w:tc>
-        <w:tc>
-          <w:tcPr>
-            <w:tcW w:type="dxa" w:w="1728"/>
-          </w:tcPr>
-          <w:p>
-            <w:pPr>
-              <w:spacing w:after="20"/>
-            </w:pPr>
-            <w:r/>
-            <w:r>
-              <w:rPr>
-                <w:sz w:val="20"/>
-              </w:rPr>
-              <w:t>0.787</w:t>
-            </w:r>
-          </w:p>
-        </w:tc>
-      </w:tr>
-      <w:tr>
-        <w:tc>
-          <w:tcPr>
-            <w:tcW w:type="dxa" w:w="6048"/>
-          </w:tcPr>
-          <w:p>
-            <w:pPr>
-              <w:spacing w:after="20"/>
-            </w:pPr>
-            <w:r/>
-            <w:r>
-              <w:rPr>
-                <w:sz w:val="20"/>
-              </w:rPr>
-              <w:t>Analysis and Backdoor removed from scoring (8 classes)</w:t>
-            </w:r>
-          </w:p>
-        </w:tc>
-        <w:tc>
-          <w:tcPr>
-            <w:tcW w:type="dxa" w:w="1728"/>
-          </w:tcPr>
-          <w:p>
-            <w:pPr>
-              <w:spacing w:after="20"/>
-            </w:pPr>
-            <w:r/>
-            <w:r>
-              <w:rPr>
-                <w:sz w:val="20"/>
-              </w:rPr>
-              <w:t>0.795</w:t>
-            </w:r>
-          </w:p>
-        </w:tc>
-      </w:tr>
-    </w:tbl>
-    <w:p>
-      <w:pPr>
-        <w:spacing w:after="40"/>
-      </w:pPr>
-    </w:p>
-    <w:p>
-      <w:r>
-        <w:rPr>
-          <w:i w:val="0"/>
-        </w:rPr>
-        <w:t>The other eight classes average about 0.79, so those two classes lower the 10-class average by roughly 0.08 to 0.13. We kept the 10-class task for all results in this report.</w:t>
-      </w:r>
-    </w:p>
-    <w:p>
-      <w:pPr>
-        <w:pStyle w:val="Heading2"/>
-      </w:pPr>
-      <w:r>
-        <w:t>5.7 Per-class scores of the best tabular model</w:t>
+        <w:t>5.5 Per-class scores of the best tabular model</w:t>
       </w:r>
     </w:p>
     <w:tbl>
@@ -6397,7 +6156,7 @@
         <w:t xml:space="preserve">Class weights: </w:t>
       </w:r>
       <w:r>
-        <w:t>for the no-graph network they add +0.076 macro F1 (+0.065 to +0.088), about the same size as the effect we measured for the tree model in 5.3.</w:t>
+        <w:t>for the no-graph network they add +0.076 macro F1 (+0.065 to +0.088), about the same size as the effect we measured for the tree model in section 5.2.</w:t>
       </w:r>
     </w:p>
     <w:p>
@@ -6412,7 +6171,7 @@
         <w:t xml:space="preserve">Weighted F1 does not separate these models. </w:t>
       </w:r>
       <w:r>
-        <w:t>It lies between 0.978 and 0.982 for every condition and is 0.9825 for the tree model, while macro F1 ranges from 0.51 to 0.67. The published GNN results we found for UNSW-NB15 are weighted F1 values on other splits, so they cannot be compared with our macro F1.</w:t>
+        <w:t>It lies between 0.978 and 0.982 for every condition and is 0.9825 for the tree model, while macro F1 ranges from 0.51 to 0.67. The only 10-class GNN result on UNSW-NB15 we found in a paper's text (GTCN-G, 0.9512) is a weighted F1 on a 5:2:3 split, so it cannot be compared with our macro F1.</w:t>
       </w:r>
     </w:p>
     <w:p>
@@ -7183,7 +6942,7 @@
         <w:spacing w:after="40"/>
       </w:pPr>
       <w:r>
-        <w:t>Analysis and Backdoor stayed near F1 0.17 in all models. The high share of rows with identical features and different labels is a likely major reason.</w:t>
+        <w:t>Analysis and Backdoor stayed near F1 0.17 in all models. The high share of rows with identical features and different labels is one reason, but it does not explain everything: a rule that memorises the most common label of each group would reach only about F1 0.36 on them.</w:t>
       </w:r>
     </w:p>
     <w:p>
@@ -7201,7 +6960,7 @@
         <w:spacing w:after="40"/>
       </w:pPr>
       <w:r>
-        <w:t>Weighted F1, which the GNN papers we found report, was about 0.98 for all our models and cannot tell them apart. Macro F1 and per-class F1 show the differences.</w:t>
+        <w:t>Weighted F1, the headline metric of three GNN papers we read in full, was 0.978 to 0.9825 for our paper-style GNN and best LightGBM and cannot tell them apart. Macro F1 and per-class F1 show the differences.</w:t>
       </w:r>
     </w:p>
     <w:p>
@@ -7254,7 +7013,7 @@
         <w:spacing w:after="40"/>
       </w:pPr>
       <w:r>
-        <w:t>The merged-class numbers are a sensitivity view of a changed task, not results. Our scores are not directly comparable with published numbers, because protocols differ (we remove duplicates, use all 2.5M flows and a random split).</w:t>
+        <w:t>Our scores are not directly comparable with published numbers, because protocols differ (we remove duplicates, use all 2.5M flows and a random split).</w:t>
       </w:r>
     </w:p>
     <w:p>
@@ -7492,42 +7251,6 @@
                 <w:sz w:val="20"/>
               </w:rPr>
               <w:t>Best tabular model with and without the TTL features</w:t>
-            </w:r>
-          </w:p>
-        </w:tc>
-      </w:tr>
-      <w:tr>
-        <w:tc>
-          <w:tcPr>
-            <w:tcW w:type="dxa" w:w="4032"/>
-          </w:tcPr>
-          <w:p>
-            <w:pPr>
-              <w:spacing w:after="20"/>
-            </w:pPr>
-            <w:r/>
-            <w:r>
-              <w:rPr>
-                <w:sz w:val="20"/>
-              </w:rPr>
-              <w:t>unsw-nb15-class-merge-check</w:t>
-            </w:r>
-          </w:p>
-        </w:tc>
-        <w:tc>
-          <w:tcPr>
-            <w:tcW w:type="dxa" w:w="5328"/>
-          </w:tcPr>
-          <w:p>
-            <w:pPr>
-              <w:spacing w:after="20"/>
-            </w:pPr>
-            <w:r/>
-            <w:r>
-              <w:rPr>
-                <w:sz w:val="20"/>
-              </w:rPr>
-              <w:t>Merged-class view of the predictions</w:t>
             </w:r>
           </w:p>
         </w:tc>

--- a/Our_Work/documents/UNSW-NB15-Report.docx
+++ b/Our_Work/documents/UNSW-NB15-Report.docx
@@ -86,6 +86,15 @@
       </w:pPr>
       <w:r>
         <w:t>The GNN scored 0.585, about 0.08 below the best tree model. When the training graph had the same density as the test graph, using the real graph gave the GNN a small gain over the same network without the graph (+0.017). Adding graph features to LightGBM gave no measurable change. A second GNN that follows the original E-GraphSAGE paper more closely scored 0.59 to 0.60 and showed no gain from the graph.</w:t>
+      </w:r>
+    </w:p>
+    <w:p>
+      <w:pPr>
+        <w:pStyle w:val="ListBullet"/>
+        <w:spacing w:after="40"/>
+      </w:pPr>
+      <w:r>
+        <w:t>We also repeated the setup of a published GNN paper (GTCN-G: 5:2:3 split, weighted F1) on our data (section 7). All our models scored a weighted F1 of 0.980 to 0.984 against the 0.9512 that paper reports, but the comparison is not like-for-like and a tree model without a graph scored the same.</w:t>
       </w:r>
     </w:p>
     <w:p>
@@ -6202,7 +6211,1632 @@
         <w:pStyle w:val="Heading1"/>
       </w:pPr>
       <w:r>
-        <w:t>7. Summary of results</w:t>
+        <w:t>7. Replicating the setup of a published GNN paper</w:t>
+      </w:r>
+    </w:p>
+    <w:p>
+      <w:r>
+        <w:rPr>
+          <w:i w:val="0"/>
+        </w:rPr>
+        <w:t>We asked how our results compare with the paper we had targeted, GTCN-G (Xu et al., arXiv 2510.07285). Its authors report weighted F1 on 10-class UNSW-NB15 with a 5:2:3 train/validation/test split, 10 epochs and mini-batches of 500. Its baselines score 0.8756 (E-GraphSAGE), 0.8934 (E-GraphSAGE-M) and 0.9178 (GAT), and GTCN-G scores 0.9512. The paper does not state how the split was made, how the data was preprocessed (duplicates, features, scaling), the loss, the optimizer or the baselines' learning rates, and we found no code. An exact replication is therefore not possible. We copied what is stated, chose the rest ourselves, and did not reimplement GTCN-G.</w:t>
+      </w:r>
+    </w:p>
+    <w:p>
+      <w:pPr>
+        <w:pStyle w:val="Heading2"/>
+      </w:pPr>
+      <w:r>
+        <w:t>7.1 Setup</w:t>
+      </w:r>
+    </w:p>
+    <w:p>
+      <w:pPr>
+        <w:pStyle w:val="ListBullet"/>
+        <w:spacing w:after="40"/>
+      </w:pPr>
+      <w:r>
+        <w:t>Data and split: our deduplicated, preprocessed flows (the project's train and test files joined), split at random with stratification into 50% train (1,021,170 flows), 20% validation (408,468) and 30% test (612,702). Every model below uses this same split.</w:t>
+      </w:r>
+    </w:p>
+    <w:p>
+      <w:pPr>
+        <w:pStyle w:val="ListBullet"/>
+        <w:spacing w:after="40"/>
+      </w:pPr>
+      <w:r>
+        <w:t>Every choice (number of leaves, class scales, stopping epoch) was made on the validation set, and the test set was used once per model.</w:t>
+      </w:r>
+    </w:p>
+    <w:p>
+      <w:pPr>
+        <w:pStyle w:val="ListBullet"/>
+        <w:spacing w:after="40"/>
+      </w:pPr>
+      <w:r>
+        <w:t>The test set has 584,671 Normal rows and only 51 Worms rows.</w:t>
+      </w:r>
+    </w:p>
+    <w:p>
+      <w:pPr>
+        <w:pStyle w:val="ListBullet"/>
+        <w:spacing w:after="40"/>
+      </w:pPr>
+      <w:r>
+        <w:t>Feature selection and scaling had been fitted on the earlier 80% training part, so some of the new test flows took part in that fitting. We expect the effect to be small but did not measure it.</w:t>
+      </w:r>
+    </w:p>
+    <w:p>
+      <w:pPr>
+        <w:pStyle w:val="ListBullet"/>
+        <w:spacing w:after="40"/>
+      </w:pPr>
+      <w:r>
+        <w:t>We did not run a version that keeps duplicate rows, and only a stratified random split was tried; the paper states neither.</w:t>
+      </w:r>
+    </w:p>
+    <w:p>
+      <w:pPr>
+        <w:pStyle w:val="Heading2"/>
+      </w:pPr>
+      <w:r>
+        <w:t>7.2 The paper's baseline on our data</w:t>
+      </w:r>
+    </w:p>
+    <w:p>
+      <w:r>
+        <w:rPr>
+          <w:i w:val="0"/>
+        </w:rPr>
+        <w:t>We built an E-GraphSAGE-M style network: two layers, mean aggregation over 8 sampled neighbours per hop, batches of 500 flows, 128 hidden units, dropout 0.2, plain cross-entropy and the Adam optimizer. The learning rate of 0.007 that the paper gives belongs to GTCN-G. With it, all three seeds collapsed within two epochs to predicting Normal for every flow (weighted F1 0.9319, macro F1 0.098), so we used 0.001, the value of the original E-GraphSAGE. We trained well past the paper's 10 epochs, halving the learning rate whenever validation weighted F1 stalled and stopping after 20 epochs without improvement. 3 seeds.</w:t>
+      </w:r>
+    </w:p>
+    <w:tbl>
+      <w:tblPr>
+        <w:tblStyle w:val="TableGrid"/>
+        <w:tblW w:type="auto" w:w="0"/>
+        <w:jc w:val="center"/>
+        <w:tblLook w:firstColumn="1" w:firstRow="1" w:lastColumn="0" w:lastRow="0" w:noHBand="0" w:noVBand="1" w:val="04A0"/>
+      </w:tblPr>
+      <w:tblGrid>
+        <w:gridCol w:w="3120"/>
+        <w:gridCol w:w="3120"/>
+        <w:gridCol w:w="3120"/>
+      </w:tblGrid>
+      <w:tr>
+        <w:tc>
+          <w:tcPr>
+            <w:tcW w:type="dxa" w:w="4032"/>
+            <w:shd w:val="clear" w:color="auto" w:fill="DCE6F1"/>
+          </w:tcPr>
+          <w:p>
+            <w:pPr>
+              <w:spacing w:after="20"/>
+            </w:pPr>
+            <w:r/>
+            <w:r>
+              <w:rPr>
+                <w:b/>
+                <w:sz w:val="20"/>
+              </w:rPr>
+              <w:t>Test score (mean ± std over 3 seeds)</w:t>
+            </w:r>
+          </w:p>
+        </w:tc>
+        <w:tc>
+          <w:tcPr>
+            <w:tcW w:type="dxa" w:w="2304"/>
+            <w:shd w:val="clear" w:color="auto" w:fill="DCE6F1"/>
+          </w:tcPr>
+          <w:p>
+            <w:pPr>
+              <w:spacing w:after="20"/>
+            </w:pPr>
+            <w:r/>
+            <w:r>
+              <w:rPr>
+                <w:b/>
+                <w:sz w:val="20"/>
+              </w:rPr>
+              <w:t>After epoch 10</w:t>
+            </w:r>
+          </w:p>
+        </w:tc>
+        <w:tc>
+          <w:tcPr>
+            <w:tcW w:type="dxa" w:w="3168"/>
+            <w:shd w:val="clear" w:color="auto" w:fill="DCE6F1"/>
+          </w:tcPr>
+          <w:p>
+            <w:pPr>
+              <w:spacing w:after="20"/>
+            </w:pPr>
+            <w:r/>
+            <w:r>
+              <w:rPr>
+                <w:b/>
+                <w:sz w:val="20"/>
+              </w:rPr>
+              <w:t>At best validation epoch (35 to 48)</w:t>
+            </w:r>
+          </w:p>
+        </w:tc>
+      </w:tr>
+      <w:tr>
+        <w:tc>
+          <w:tcPr>
+            <w:tcW w:type="dxa" w:w="4032"/>
+          </w:tcPr>
+          <w:p>
+            <w:pPr>
+              <w:spacing w:after="20"/>
+            </w:pPr>
+            <w:r/>
+            <w:r>
+              <w:rPr>
+                <w:sz w:val="20"/>
+              </w:rPr>
+              <w:t>Weighted F1</w:t>
+            </w:r>
+          </w:p>
+        </w:tc>
+        <w:tc>
+          <w:tcPr>
+            <w:tcW w:type="dxa" w:w="2304"/>
+          </w:tcPr>
+          <w:p>
+            <w:pPr>
+              <w:spacing w:after="20"/>
+            </w:pPr>
+            <w:r/>
+            <w:r>
+              <w:rPr>
+                <w:sz w:val="20"/>
+              </w:rPr>
+              <w:t>0.9808 ± 0.0009</w:t>
+            </w:r>
+          </w:p>
+        </w:tc>
+        <w:tc>
+          <w:tcPr>
+            <w:tcW w:type="dxa" w:w="3168"/>
+          </w:tcPr>
+          <w:p>
+            <w:pPr>
+              <w:spacing w:after="20"/>
+            </w:pPr>
+            <w:r/>
+            <w:r>
+              <w:rPr>
+                <w:sz w:val="20"/>
+              </w:rPr>
+              <w:t>0.9836 ± 0.0002</w:t>
+            </w:r>
+          </w:p>
+        </w:tc>
+      </w:tr>
+      <w:tr>
+        <w:tc>
+          <w:tcPr>
+            <w:tcW w:type="dxa" w:w="4032"/>
+          </w:tcPr>
+          <w:p>
+            <w:pPr>
+              <w:spacing w:after="20"/>
+            </w:pPr>
+            <w:r/>
+            <w:r>
+              <w:rPr>
+                <w:sz w:val="20"/>
+              </w:rPr>
+              <w:t>Macro F1</w:t>
+            </w:r>
+          </w:p>
+        </w:tc>
+        <w:tc>
+          <w:tcPr>
+            <w:tcW w:type="dxa" w:w="2304"/>
+          </w:tcPr>
+          <w:p>
+            <w:pPr>
+              <w:spacing w:after="20"/>
+            </w:pPr>
+            <w:r/>
+            <w:r>
+              <w:rPr>
+                <w:sz w:val="20"/>
+              </w:rPr>
+              <w:t>0.536 ± 0.001</w:t>
+            </w:r>
+          </w:p>
+        </w:tc>
+        <w:tc>
+          <w:tcPr>
+            <w:tcW w:type="dxa" w:w="3168"/>
+          </w:tcPr>
+          <w:p>
+            <w:pPr>
+              <w:spacing w:after="20"/>
+            </w:pPr>
+            <w:r/>
+            <w:r>
+              <w:rPr>
+                <w:sz w:val="20"/>
+              </w:rPr>
+              <w:t>0.581 ± 0.002</w:t>
+            </w:r>
+          </w:p>
+        </w:tc>
+      </w:tr>
+      <w:tr>
+        <w:tc>
+          <w:tcPr>
+            <w:tcW w:type="dxa" w:w="4032"/>
+          </w:tcPr>
+          <w:p>
+            <w:pPr>
+              <w:spacing w:after="20"/>
+            </w:pPr>
+            <w:r/>
+            <w:r>
+              <w:rPr>
+                <w:sz w:val="20"/>
+              </w:rPr>
+              <w:t>Accuracy</w:t>
+            </w:r>
+          </w:p>
+        </w:tc>
+        <w:tc>
+          <w:tcPr>
+            <w:tcW w:type="dxa" w:w="2304"/>
+          </w:tcPr>
+          <w:p>
+            <w:pPr>
+              <w:spacing w:after="20"/>
+            </w:pPr>
+            <w:r/>
+            <w:r>
+              <w:rPr>
+                <w:sz w:val="20"/>
+              </w:rPr>
+              <w:t>0.9828 ± 0.0004</w:t>
+            </w:r>
+          </w:p>
+        </w:tc>
+        <w:tc>
+          <w:tcPr>
+            <w:tcW w:type="dxa" w:w="3168"/>
+          </w:tcPr>
+          <w:p>
+            <w:pPr>
+              <w:spacing w:after="20"/>
+            </w:pPr>
+            <w:r/>
+            <w:r>
+              <w:rPr>
+                <w:sz w:val="20"/>
+              </w:rPr>
+              <w:t>0.9839 ± 0.0001</w:t>
+            </w:r>
+          </w:p>
+        </w:tc>
+      </w:tr>
+    </w:tbl>
+    <w:p>
+      <w:pPr>
+        <w:spacing w:after="40"/>
+      </w:pPr>
+    </w:p>
+    <w:p>
+      <w:pPr>
+        <w:jc w:val="center"/>
+      </w:pPr>
+      <w:r>
+        <w:drawing>
+          <wp:inline xmlns:a="http://schemas.openxmlformats.org/drawingml/2006/main" xmlns:pic="http://schemas.openxmlformats.org/drawingml/2006/picture">
+            <wp:extent cx="5669280" cy="1786168"/>
+            <wp:docPr id="6" name="Picture 6"/>
+            <wp:cNvGraphicFramePr>
+              <a:graphicFrameLocks noChangeAspect="1"/>
+            </wp:cNvGraphicFramePr>
+            <a:graphic>
+              <a:graphicData uri="http://schemas.openxmlformats.org/drawingml/2006/picture">
+                <pic:pic>
+                  <pic:nvPicPr>
+                    <pic:cNvPr id="0" name="fig_01.png"/>
+                    <pic:cNvPicPr/>
+                  </pic:nvPicPr>
+                  <pic:blipFill>
+                    <a:blip r:embed="rId14"/>
+                    <a:stretch>
+                      <a:fillRect/>
+                    </a:stretch>
+                  </pic:blipFill>
+                  <pic:spPr>
+                    <a:xfrm>
+                      <a:off x="0" y="0"/>
+                      <a:ext cx="5669280" cy="1786168"/>
+                    </a:xfrm>
+                    <a:prstGeom prst="rect"/>
+                  </pic:spPr>
+                </pic:pic>
+              </a:graphicData>
+            </a:graphic>
+          </wp:inline>
+        </w:drawing>
+      </w:r>
+    </w:p>
+    <w:p>
+      <w:pPr>
+        <w:jc w:val="center"/>
+      </w:pPr>
+      <w:r>
+        <w:rPr>
+          <w:i/>
+          <w:sz w:val="19"/>
+        </w:rPr>
+        <w:t>Figure 6. Training and validation loss of the E-GraphSAGE-M style network, 3 seeds. The dashed line marks epoch 10, where the paper stops.</w:t>
+      </w:r>
+    </w:p>
+    <w:p>
+      <w:pPr>
+        <w:pStyle w:val="ListBullet"/>
+        <w:spacing w:after="40"/>
+      </w:pPr>
+      <w:r>
+        <w:t>The losses and the validation F1 are still changing at epoch 10 and settle after roughly epoch 40, so a 10-epoch run stops before the model has converged.</w:t>
+      </w:r>
+    </w:p>
+    <w:p>
+      <w:pPr>
+        <w:pStyle w:val="ListBullet"/>
+        <w:spacing w:after="40"/>
+      </w:pPr>
+      <w:r>
+        <w:t>Weighted F1 is 0.981 to 0.984, far above the 0.8934 that the paper reports for its version of this baseline. We do not know why. Preprocessing, split type, loss and learning rate may all differ, so this should not be read as a better model.</w:t>
+      </w:r>
+    </w:p>
+    <w:p>
+      <w:pPr>
+        <w:pStyle w:val="ListBullet"/>
+        <w:spacing w:after="40"/>
+      </w:pPr>
+      <w:r>
+        <w:t>Per-class F1 at the best epoch: Normal 0.996, Generic 0.896, Shellcode 0.866, Reconnaissance 0.853, Exploits 0.807, Fuzzers 0.588, Worms 0.278, DoS 0.274, Backdoor 0.243, Analysis 0.008.</w:t>
+      </w:r>
+    </w:p>
+    <w:p>
+      <w:pPr>
+        <w:pStyle w:val="Heading2"/>
+      </w:pPr>
+      <w:r>
+        <w:t>7.3 What improves on it</w:t>
+      </w:r>
+    </w:p>
+    <w:p>
+      <w:r>
+        <w:rPr>
+          <w:i w:val="0"/>
+        </w:rPr>
+        <w:t>On the same split we trained LightGBM in four versions and an improved E-GraphSAGE-M with and without the graph. The improved network adds square-root class weights and gives the classifier the flow's own features; 'no graph' makes every flow isolated. The class scales in the last LightGBM row are per-class multipliers on the predicted probabilities, tuned on validation macro F1. All numbers are test scores, 3 seeds. The intervals are 95% bootstrap intervals over the test set, from the seed-42 predictions.</w:t>
+      </w:r>
+    </w:p>
+    <w:tbl>
+      <w:tblPr>
+        <w:tblStyle w:val="TableGrid"/>
+        <w:tblW w:type="auto" w:w="0"/>
+        <w:jc w:val="center"/>
+        <w:tblLook w:firstColumn="1" w:firstRow="1" w:lastColumn="0" w:lastRow="0" w:noHBand="0" w:noVBand="1" w:val="04A0"/>
+      </w:tblPr>
+      <w:tblGrid>
+        <w:gridCol w:w="2340"/>
+        <w:gridCol w:w="2340"/>
+        <w:gridCol w:w="2340"/>
+        <w:gridCol w:w="2340"/>
+      </w:tblGrid>
+      <w:tr>
+        <w:tc>
+          <w:tcPr>
+            <w:tcW w:type="dxa" w:w="4320"/>
+            <w:shd w:val="clear" w:color="auto" w:fill="DCE6F1"/>
+          </w:tcPr>
+          <w:p>
+            <w:pPr>
+              <w:spacing w:after="20"/>
+            </w:pPr>
+            <w:r/>
+            <w:r>
+              <w:rPr>
+                <w:b/>
+                <w:sz w:val="20"/>
+              </w:rPr>
+              <w:t>Model</w:t>
+            </w:r>
+          </w:p>
+        </w:tc>
+        <w:tc>
+          <w:tcPr>
+            <w:tcW w:type="dxa" w:w="1728"/>
+            <w:shd w:val="clear" w:color="auto" w:fill="DCE6F1"/>
+          </w:tcPr>
+          <w:p>
+            <w:pPr>
+              <w:spacing w:after="20"/>
+            </w:pPr>
+            <w:r/>
+            <w:r>
+              <w:rPr>
+                <w:b/>
+                <w:sz w:val="20"/>
+              </w:rPr>
+              <w:t>Weighted F1</w:t>
+            </w:r>
+          </w:p>
+        </w:tc>
+        <w:tc>
+          <w:tcPr>
+            <w:tcW w:type="dxa" w:w="1728"/>
+            <w:shd w:val="clear" w:color="auto" w:fill="DCE6F1"/>
+          </w:tcPr>
+          <w:p>
+            <w:pPr>
+              <w:spacing w:after="20"/>
+            </w:pPr>
+            <w:r/>
+            <w:r>
+              <w:rPr>
+                <w:b/>
+                <w:sz w:val="20"/>
+              </w:rPr>
+              <w:t>Macro F1</w:t>
+            </w:r>
+          </w:p>
+        </w:tc>
+        <w:tc>
+          <w:tcPr>
+            <w:tcW w:type="dxa" w:w="2160"/>
+            <w:shd w:val="clear" w:color="auto" w:fill="DCE6F1"/>
+          </w:tcPr>
+          <w:p>
+            <w:pPr>
+              <w:spacing w:after="20"/>
+            </w:pPr>
+            <w:r/>
+            <w:r>
+              <w:rPr>
+                <w:b/>
+                <w:sz w:val="20"/>
+              </w:rPr>
+              <w:t>95% interval, macro F1</w:t>
+            </w:r>
+          </w:p>
+        </w:tc>
+      </w:tr>
+      <w:tr>
+        <w:tc>
+          <w:tcPr>
+            <w:tcW w:type="dxa" w:w="4320"/>
+          </w:tcPr>
+          <w:p>
+            <w:pPr>
+              <w:spacing w:after="20"/>
+            </w:pPr>
+            <w:r/>
+            <w:r>
+              <w:rPr>
+                <w:sz w:val="20"/>
+              </w:rPr>
+              <w:t>GTCN-G as reported in the paper</w:t>
+            </w:r>
+          </w:p>
+        </w:tc>
+        <w:tc>
+          <w:tcPr>
+            <w:tcW w:type="dxa" w:w="1728"/>
+          </w:tcPr>
+          <w:p>
+            <w:pPr>
+              <w:spacing w:after="20"/>
+            </w:pPr>
+            <w:r/>
+            <w:r>
+              <w:rPr>
+                <w:sz w:val="20"/>
+              </w:rPr>
+              <w:t>0.9512</w:t>
+            </w:r>
+          </w:p>
+        </w:tc>
+        <w:tc>
+          <w:tcPr>
+            <w:tcW w:type="dxa" w:w="1728"/>
+          </w:tcPr>
+          <w:p>
+            <w:pPr>
+              <w:spacing w:after="20"/>
+            </w:pPr>
+            <w:r/>
+            <w:r>
+              <w:rPr>
+                <w:sz w:val="20"/>
+              </w:rPr>
+              <w:t>not reported</w:t>
+            </w:r>
+          </w:p>
+        </w:tc>
+        <w:tc>
+          <w:tcPr>
+            <w:tcW w:type="dxa" w:w="2160"/>
+          </w:tcPr>
+          <w:p>
+            <w:pPr>
+              <w:spacing w:after="20"/>
+            </w:pPr>
+            <w:r/>
+            <w:r>
+              <w:rPr>
+                <w:sz w:val="20"/>
+              </w:rPr>
+            </w:r>
+          </w:p>
+        </w:tc>
+      </w:tr>
+      <w:tr>
+        <w:tc>
+          <w:tcPr>
+            <w:tcW w:type="dxa" w:w="4320"/>
+          </w:tcPr>
+          <w:p>
+            <w:pPr>
+              <w:spacing w:after="20"/>
+            </w:pPr>
+            <w:r/>
+            <w:r>
+              <w:rPr>
+                <w:sz w:val="20"/>
+              </w:rPr>
+              <w:t>E-GraphSAGE-M style network (7.2, best epoch)</w:t>
+            </w:r>
+          </w:p>
+        </w:tc>
+        <w:tc>
+          <w:tcPr>
+            <w:tcW w:type="dxa" w:w="1728"/>
+          </w:tcPr>
+          <w:p>
+            <w:pPr>
+              <w:spacing w:after="20"/>
+            </w:pPr>
+            <w:r/>
+            <w:r>
+              <w:rPr>
+                <w:sz w:val="20"/>
+              </w:rPr>
+              <w:t>0.9836 ± 0.0002</w:t>
+            </w:r>
+          </w:p>
+        </w:tc>
+        <w:tc>
+          <w:tcPr>
+            <w:tcW w:type="dxa" w:w="1728"/>
+          </w:tcPr>
+          <w:p>
+            <w:pPr>
+              <w:spacing w:after="20"/>
+            </w:pPr>
+            <w:r/>
+            <w:r>
+              <w:rPr>
+                <w:sz w:val="20"/>
+              </w:rPr>
+              <w:t>0.581 ± 0.002</w:t>
+            </w:r>
+          </w:p>
+        </w:tc>
+        <w:tc>
+          <w:tcPr>
+            <w:tcW w:type="dxa" w:w="2160"/>
+          </w:tcPr>
+          <w:p>
+            <w:pPr>
+              <w:spacing w:after="20"/>
+            </w:pPr>
+            <w:r/>
+            <w:r>
+              <w:rPr>
+                <w:sz w:val="20"/>
+              </w:rPr>
+            </w:r>
+          </w:p>
+        </w:tc>
+      </w:tr>
+      <w:tr>
+        <w:tc>
+          <w:tcPr>
+            <w:tcW w:type="dxa" w:w="4320"/>
+          </w:tcPr>
+          <w:p>
+            <w:pPr>
+              <w:spacing w:after="20"/>
+            </w:pPr>
+            <w:r/>
+            <w:r>
+              <w:rPr>
+                <w:sz w:val="20"/>
+              </w:rPr>
+              <w:t>LightGBM, no class weights</w:t>
+            </w:r>
+          </w:p>
+        </w:tc>
+        <w:tc>
+          <w:tcPr>
+            <w:tcW w:type="dxa" w:w="1728"/>
+          </w:tcPr>
+          <w:p>
+            <w:pPr>
+              <w:spacing w:after="20"/>
+            </w:pPr>
+            <w:r/>
+            <w:r>
+              <w:rPr>
+                <w:sz w:val="20"/>
+              </w:rPr>
+              <w:t>0.9802 ± 0.0002</w:t>
+            </w:r>
+          </w:p>
+        </w:tc>
+        <w:tc>
+          <w:tcPr>
+            <w:tcW w:type="dxa" w:w="1728"/>
+          </w:tcPr>
+          <w:p>
+            <w:pPr>
+              <w:spacing w:after="20"/>
+            </w:pPr>
+            <w:r/>
+            <w:r>
+              <w:rPr>
+                <w:sz w:val="20"/>
+              </w:rPr>
+              <w:t>0.581 ± 0.003</w:t>
+            </w:r>
+          </w:p>
+        </w:tc>
+        <w:tc>
+          <w:tcPr>
+            <w:tcW w:type="dxa" w:w="2160"/>
+          </w:tcPr>
+          <w:p>
+            <w:pPr>
+              <w:spacing w:after="20"/>
+            </w:pPr>
+            <w:r/>
+            <w:r>
+              <w:rPr>
+                <w:sz w:val="20"/>
+              </w:rPr>
+              <w:t>0.572 - 0.590</w:t>
+            </w:r>
+          </w:p>
+        </w:tc>
+      </w:tr>
+      <w:tr>
+        <w:tc>
+          <w:tcPr>
+            <w:tcW w:type="dxa" w:w="4320"/>
+          </w:tcPr>
+          <w:p>
+            <w:pPr>
+              <w:spacing w:after="20"/>
+            </w:pPr>
+            <w:r/>
+            <w:r>
+              <w:rPr>
+                <w:sz w:val="20"/>
+              </w:rPr>
+              <w:t>LightGBM, class weights</w:t>
+            </w:r>
+          </w:p>
+        </w:tc>
+        <w:tc>
+          <w:tcPr>
+            <w:tcW w:type="dxa" w:w="1728"/>
+          </w:tcPr>
+          <w:p>
+            <w:pPr>
+              <w:spacing w:after="20"/>
+            </w:pPr>
+            <w:r/>
+            <w:r>
+              <w:rPr>
+                <w:sz w:val="20"/>
+              </w:rPr>
+              <w:t>0.9815 ± 0.0003</w:t>
+            </w:r>
+          </w:p>
+        </w:tc>
+        <w:tc>
+          <w:tcPr>
+            <w:tcW w:type="dxa" w:w="1728"/>
+          </w:tcPr>
+          <w:p>
+            <w:pPr>
+              <w:spacing w:after="20"/>
+            </w:pPr>
+            <w:r/>
+            <w:r>
+              <w:rPr>
+                <w:sz w:val="20"/>
+              </w:rPr>
+              <w:t>0.655 ± 0.001</w:t>
+            </w:r>
+          </w:p>
+        </w:tc>
+        <w:tc>
+          <w:tcPr>
+            <w:tcW w:type="dxa" w:w="2160"/>
+          </w:tcPr>
+          <w:p>
+            <w:pPr>
+              <w:spacing w:after="20"/>
+            </w:pPr>
+            <w:r/>
+            <w:r>
+              <w:rPr>
+                <w:sz w:val="20"/>
+              </w:rPr>
+              <w:t>0.645 - 0.667</w:t>
+            </w:r>
+          </w:p>
+        </w:tc>
+      </w:tr>
+      <w:tr>
+        <w:tc>
+          <w:tcPr>
+            <w:tcW w:type="dxa" w:w="4320"/>
+          </w:tcPr>
+          <w:p>
+            <w:pPr>
+              <w:spacing w:after="20"/>
+            </w:pPr>
+            <w:r/>
+            <w:r>
+              <w:rPr>
+                <w:sz w:val="20"/>
+              </w:rPr>
+              <w:t>LightGBM, two-stage, class weights</w:t>
+            </w:r>
+          </w:p>
+        </w:tc>
+        <w:tc>
+          <w:tcPr>
+            <w:tcW w:type="dxa" w:w="1728"/>
+          </w:tcPr>
+          <w:p>
+            <w:pPr>
+              <w:spacing w:after="20"/>
+            </w:pPr>
+            <w:r/>
+            <w:r>
+              <w:rPr>
+                <w:sz w:val="20"/>
+              </w:rPr>
+              <w:t>0.9820 ± 0.0005</w:t>
+            </w:r>
+          </w:p>
+        </w:tc>
+        <w:tc>
+          <w:tcPr>
+            <w:tcW w:type="dxa" w:w="1728"/>
+          </w:tcPr>
+          <w:p>
+            <w:pPr>
+              <w:spacing w:after="20"/>
+            </w:pPr>
+            <w:r/>
+            <w:r>
+              <w:rPr>
+                <w:sz w:val="20"/>
+              </w:rPr>
+              <w:t>0.655 ± 0.001</w:t>
+            </w:r>
+          </w:p>
+        </w:tc>
+        <w:tc>
+          <w:tcPr>
+            <w:tcW w:type="dxa" w:w="2160"/>
+          </w:tcPr>
+          <w:p>
+            <w:pPr>
+              <w:spacing w:after="20"/>
+            </w:pPr>
+            <w:r/>
+            <w:r>
+              <w:rPr>
+                <w:sz w:val="20"/>
+              </w:rPr>
+              <w:t>0.643 - 0.665</w:t>
+            </w:r>
+          </w:p>
+        </w:tc>
+      </w:tr>
+      <w:tr>
+        <w:tc>
+          <w:tcPr>
+            <w:tcW w:type="dxa" w:w="4320"/>
+          </w:tcPr>
+          <w:p>
+            <w:pPr>
+              <w:spacing w:after="20"/>
+            </w:pPr>
+            <w:r/>
+            <w:r>
+              <w:rPr>
+                <w:b/>
+                <w:sz w:val="20"/>
+              </w:rPr>
+              <w:t>LightGBM, class weights + tuned class scales</w:t>
+            </w:r>
+          </w:p>
+        </w:tc>
+        <w:tc>
+          <w:tcPr>
+            <w:tcW w:type="dxa" w:w="1728"/>
+          </w:tcPr>
+          <w:p>
+            <w:pPr>
+              <w:spacing w:after="20"/>
+            </w:pPr>
+            <w:r/>
+            <w:r>
+              <w:rPr>
+                <w:b/>
+                <w:sz w:val="20"/>
+              </w:rPr>
+              <w:t>0.9831 ± 0.0005</w:t>
+            </w:r>
+          </w:p>
+        </w:tc>
+        <w:tc>
+          <w:tcPr>
+            <w:tcW w:type="dxa" w:w="1728"/>
+          </w:tcPr>
+          <w:p>
+            <w:pPr>
+              <w:spacing w:after="20"/>
+            </w:pPr>
+            <w:r/>
+            <w:r>
+              <w:rPr>
+                <w:b/>
+                <w:sz w:val="20"/>
+              </w:rPr>
+              <w:t>0.667 ± 0.002</w:t>
+            </w:r>
+          </w:p>
+        </w:tc>
+        <w:tc>
+          <w:tcPr>
+            <w:tcW w:type="dxa" w:w="2160"/>
+          </w:tcPr>
+          <w:p>
+            <w:pPr>
+              <w:spacing w:after="20"/>
+            </w:pPr>
+            <w:r/>
+            <w:r>
+              <w:rPr>
+                <w:b/>
+                <w:sz w:val="20"/>
+              </w:rPr>
+              <w:t>0.656 - 0.678</w:t>
+            </w:r>
+          </w:p>
+        </w:tc>
+      </w:tr>
+      <w:tr>
+        <w:tc>
+          <w:tcPr>
+            <w:tcW w:type="dxa" w:w="4320"/>
+          </w:tcPr>
+          <w:p>
+            <w:pPr>
+              <w:spacing w:after="20"/>
+            </w:pPr>
+            <w:r/>
+            <w:r>
+              <w:rPr>
+                <w:sz w:val="20"/>
+              </w:rPr>
+              <w:t>Improved GNN, real graph</w:t>
+            </w:r>
+          </w:p>
+        </w:tc>
+        <w:tc>
+          <w:tcPr>
+            <w:tcW w:type="dxa" w:w="1728"/>
+          </w:tcPr>
+          <w:p>
+            <w:pPr>
+              <w:spacing w:after="20"/>
+            </w:pPr>
+            <w:r/>
+            <w:r>
+              <w:rPr>
+                <w:sz w:val="20"/>
+              </w:rPr>
+              <w:t>0.9804 ± 0.0000</w:t>
+            </w:r>
+          </w:p>
+        </w:tc>
+        <w:tc>
+          <w:tcPr>
+            <w:tcW w:type="dxa" w:w="1728"/>
+          </w:tcPr>
+          <w:p>
+            <w:pPr>
+              <w:spacing w:after="20"/>
+            </w:pPr>
+            <w:r/>
+            <w:r>
+              <w:rPr>
+                <w:sz w:val="20"/>
+              </w:rPr>
+              <w:t>0.610 ± 0.003</w:t>
+            </w:r>
+          </w:p>
+        </w:tc>
+        <w:tc>
+          <w:tcPr>
+            <w:tcW w:type="dxa" w:w="2160"/>
+          </w:tcPr>
+          <w:p>
+            <w:pPr>
+              <w:spacing w:after="20"/>
+            </w:pPr>
+            <w:r/>
+            <w:r>
+              <w:rPr>
+                <w:sz w:val="20"/>
+              </w:rPr>
+              <w:t>0.602 - 0.623</w:t>
+            </w:r>
+          </w:p>
+        </w:tc>
+      </w:tr>
+      <w:tr>
+        <w:tc>
+          <w:tcPr>
+            <w:tcW w:type="dxa" w:w="4320"/>
+          </w:tcPr>
+          <w:p>
+            <w:pPr>
+              <w:spacing w:after="20"/>
+            </w:pPr>
+            <w:r/>
+            <w:r>
+              <w:rPr>
+                <w:sz w:val="20"/>
+              </w:rPr>
+              <w:t>Improved GNN, no graph</w:t>
+            </w:r>
+          </w:p>
+        </w:tc>
+        <w:tc>
+          <w:tcPr>
+            <w:tcW w:type="dxa" w:w="1728"/>
+          </w:tcPr>
+          <w:p>
+            <w:pPr>
+              <w:spacing w:after="20"/>
+            </w:pPr>
+            <w:r/>
+            <w:r>
+              <w:rPr>
+                <w:sz w:val="20"/>
+              </w:rPr>
+              <w:t>0.9809 ± 0.0001</w:t>
+            </w:r>
+          </w:p>
+        </w:tc>
+        <w:tc>
+          <w:tcPr>
+            <w:tcW w:type="dxa" w:w="1728"/>
+          </w:tcPr>
+          <w:p>
+            <w:pPr>
+              <w:spacing w:after="20"/>
+            </w:pPr>
+            <w:r/>
+            <w:r>
+              <w:rPr>
+                <w:sz w:val="20"/>
+              </w:rPr>
+              <w:t>0.623 ± 0.003</w:t>
+            </w:r>
+          </w:p>
+        </w:tc>
+        <w:tc>
+          <w:tcPr>
+            <w:tcW w:type="dxa" w:w="2160"/>
+          </w:tcPr>
+          <w:p>
+            <w:pPr>
+              <w:spacing w:after="20"/>
+            </w:pPr>
+            <w:r/>
+            <w:r>
+              <w:rPr>
+                <w:sz w:val="20"/>
+              </w:rPr>
+              <w:t>0.612 - 0.632</w:t>
+            </w:r>
+          </w:p>
+        </w:tc>
+      </w:tr>
+    </w:tbl>
+    <w:p>
+      <w:pPr>
+        <w:spacing w:after="40"/>
+      </w:pPr>
+    </w:p>
+    <w:p>
+      <w:pPr>
+        <w:jc w:val="center"/>
+      </w:pPr>
+      <w:r>
+        <w:drawing>
+          <wp:inline xmlns:a="http://schemas.openxmlformats.org/drawingml/2006/main" xmlns:pic="http://schemas.openxmlformats.org/drawingml/2006/picture">
+            <wp:extent cx="5852160" cy="1916461"/>
+            <wp:docPr id="7" name="Picture 7"/>
+            <wp:cNvGraphicFramePr>
+              <a:graphicFrameLocks noChangeAspect="1"/>
+            </wp:cNvGraphicFramePr>
+            <a:graphic>
+              <a:graphicData uri="http://schemas.openxmlformats.org/drawingml/2006/picture">
+                <pic:pic>
+                  <pic:nvPicPr>
+                    <pic:cNvPr id="0" name="fig_03.png"/>
+                    <pic:cNvPicPr/>
+                  </pic:nvPicPr>
+                  <pic:blipFill>
+                    <a:blip r:embed="rId15"/>
+                    <a:stretch>
+                      <a:fillRect/>
+                    </a:stretch>
+                  </pic:blipFill>
+                  <pic:spPr>
+                    <a:xfrm>
+                      <a:off x="0" y="0"/>
+                      <a:ext cx="5852160" cy="1916461"/>
+                    </a:xfrm>
+                    <a:prstGeom prst="rect"/>
+                  </pic:spPr>
+                </pic:pic>
+              </a:graphicData>
+            </a:graphic>
+          </wp:inline>
+        </w:drawing>
+      </w:r>
+    </w:p>
+    <w:p>
+      <w:pPr>
+        <w:jc w:val="center"/>
+      </w:pPr>
+      <w:r>
+        <w:rPr>
+          <w:i/>
+          <w:sz w:val="19"/>
+        </w:rPr>
+        <w:t>Figure 7. Test weighted F1 (left) and macro F1 (right) on the 5:2:3 split; grey bars are numbers reported in the paper.</w:t>
+      </w:r>
+    </w:p>
+    <w:p>
+      <w:r>
+        <w:rPr>
+          <w:i w:val="0"/>
+        </w:rPr>
+        <w:t>Paired differences (bootstrap over the same test rows, seed-42 predictions):</w:t>
+      </w:r>
+    </w:p>
+    <w:tbl>
+      <w:tblPr>
+        <w:tblStyle w:val="TableGrid"/>
+        <w:tblW w:type="auto" w:w="0"/>
+        <w:jc w:val="center"/>
+        <w:tblLook w:firstColumn="1" w:firstRow="1" w:lastColumn="0" w:lastRow="0" w:noHBand="0" w:noVBand="1" w:val="04A0"/>
+      </w:tblPr>
+      <w:tblGrid>
+        <w:gridCol w:w="3120"/>
+        <w:gridCol w:w="3120"/>
+        <w:gridCol w:w="3120"/>
+      </w:tblGrid>
+      <w:tr>
+        <w:tc>
+          <w:tcPr>
+            <w:tcW w:type="dxa" w:w="4608"/>
+            <w:shd w:val="clear" w:color="auto" w:fill="DCE6F1"/>
+          </w:tcPr>
+          <w:p>
+            <w:pPr>
+              <w:spacing w:after="20"/>
+            </w:pPr>
+            <w:r/>
+            <w:r>
+              <w:rPr>
+                <w:b/>
+                <w:sz w:val="20"/>
+              </w:rPr>
+              <w:t>Comparison</w:t>
+            </w:r>
+          </w:p>
+        </w:tc>
+        <w:tc>
+          <w:tcPr>
+            <w:tcW w:type="dxa" w:w="2736"/>
+            <w:shd w:val="clear" w:color="auto" w:fill="DCE6F1"/>
+          </w:tcPr>
+          <w:p>
+            <w:pPr>
+              <w:spacing w:after="20"/>
+            </w:pPr>
+            <w:r/>
+            <w:r>
+              <w:rPr>
+                <w:b/>
+                <w:sz w:val="20"/>
+              </w:rPr>
+              <w:t>Weighted F1</w:t>
+            </w:r>
+          </w:p>
+        </w:tc>
+        <w:tc>
+          <w:tcPr>
+            <w:tcW w:type="dxa" w:w="2736"/>
+            <w:shd w:val="clear" w:color="auto" w:fill="DCE6F1"/>
+          </w:tcPr>
+          <w:p>
+            <w:pPr>
+              <w:spacing w:after="20"/>
+            </w:pPr>
+            <w:r/>
+            <w:r>
+              <w:rPr>
+                <w:b/>
+                <w:sz w:val="20"/>
+              </w:rPr>
+              <w:t>Macro F1</w:t>
+            </w:r>
+          </w:p>
+        </w:tc>
+      </w:tr>
+      <w:tr>
+        <w:tc>
+          <w:tcPr>
+            <w:tcW w:type="dxa" w:w="4608"/>
+          </w:tcPr>
+          <w:p>
+            <w:pPr>
+              <w:spacing w:after="20"/>
+            </w:pPr>
+            <w:r/>
+            <w:r>
+              <w:rPr>
+                <w:sz w:val="20"/>
+              </w:rPr>
+              <w:t>Class weights minus no class weights (LightGBM)</w:t>
+            </w:r>
+          </w:p>
+        </w:tc>
+        <w:tc>
+          <w:tcPr>
+            <w:tcW w:type="dxa" w:w="2736"/>
+          </w:tcPr>
+          <w:p>
+            <w:pPr>
+              <w:spacing w:after="20"/>
+            </w:pPr>
+            <w:r/>
+            <w:r>
+              <w:rPr>
+                <w:sz w:val="20"/>
+              </w:rPr>
+              <w:t>+0.0014 (+0.0010 to +0.0018)</w:t>
+            </w:r>
+          </w:p>
+        </w:tc>
+        <w:tc>
+          <w:tcPr>
+            <w:tcW w:type="dxa" w:w="2736"/>
+          </w:tcPr>
+          <w:p>
+            <w:pPr>
+              <w:spacing w:after="20"/>
+            </w:pPr>
+            <w:r/>
+            <w:r>
+              <w:rPr>
+                <w:sz w:val="20"/>
+              </w:rPr>
+              <w:t>+0.075 (+0.066 to +0.084)</w:t>
+            </w:r>
+          </w:p>
+        </w:tc>
+      </w:tr>
+      <w:tr>
+        <w:tc>
+          <w:tcPr>
+            <w:tcW w:type="dxa" w:w="4608"/>
+          </w:tcPr>
+          <w:p>
+            <w:pPr>
+              <w:spacing w:after="20"/>
+            </w:pPr>
+            <w:r/>
+            <w:r>
+              <w:rPr>
+                <w:sz w:val="20"/>
+              </w:rPr>
+              <w:t>Two-stage minus single-stage (both weighted)</w:t>
+            </w:r>
+          </w:p>
+        </w:tc>
+        <w:tc>
+          <w:tcPr>
+            <w:tcW w:type="dxa" w:w="2736"/>
+          </w:tcPr>
+          <w:p>
+            <w:pPr>
+              <w:spacing w:after="20"/>
+            </w:pPr>
+            <w:r/>
+            <w:r>
+              <w:rPr>
+                <w:sz w:val="20"/>
+              </w:rPr>
+              <w:t>+0.0006 (+0.0005 to +0.0007)</w:t>
+            </w:r>
+          </w:p>
+        </w:tc>
+        <w:tc>
+          <w:tcPr>
+            <w:tcW w:type="dxa" w:w="2736"/>
+          </w:tcPr>
+          <w:p>
+            <w:pPr>
+              <w:spacing w:after="20"/>
+            </w:pPr>
+            <w:r/>
+            <w:r>
+              <w:rPr>
+                <w:sz w:val="20"/>
+              </w:rPr>
+              <w:t>-0.002 (-0.009 to +0.006)</w:t>
+            </w:r>
+          </w:p>
+        </w:tc>
+      </w:tr>
+      <w:tr>
+        <w:tc>
+          <w:tcPr>
+            <w:tcW w:type="dxa" w:w="4608"/>
+          </w:tcPr>
+          <w:p>
+            <w:pPr>
+              <w:spacing w:after="20"/>
+            </w:pPr>
+            <w:r/>
+            <w:r>
+              <w:rPr>
+                <w:sz w:val="20"/>
+              </w:rPr>
+              <w:t>Tuned class scales minus class weights</w:t>
+            </w:r>
+          </w:p>
+        </w:tc>
+        <w:tc>
+          <w:tcPr>
+            <w:tcW w:type="dxa" w:w="2736"/>
+          </w:tcPr>
+          <w:p>
+            <w:pPr>
+              <w:spacing w:after="20"/>
+            </w:pPr>
+            <w:r/>
+            <w:r>
+              <w:rPr>
+                <w:sz w:val="20"/>
+              </w:rPr>
+              <w:t>+0.0018 (+0.0017 to +0.0020)</w:t>
+            </w:r>
+          </w:p>
+        </w:tc>
+        <w:tc>
+          <w:tcPr>
+            <w:tcW w:type="dxa" w:w="2736"/>
+          </w:tcPr>
+          <w:p>
+            <w:pPr>
+              <w:spacing w:after="20"/>
+            </w:pPr>
+            <w:r/>
+            <w:r>
+              <w:rPr>
+                <w:sz w:val="20"/>
+              </w:rPr>
+              <w:t>+0.012 (+0.006 to +0.017)</w:t>
+            </w:r>
+          </w:p>
+        </w:tc>
+      </w:tr>
+      <w:tr>
+        <w:tc>
+          <w:tcPr>
+            <w:tcW w:type="dxa" w:w="4608"/>
+          </w:tcPr>
+          <w:p>
+            <w:pPr>
+              <w:spacing w:after="20"/>
+            </w:pPr>
+            <w:r/>
+            <w:r>
+              <w:rPr>
+                <w:sz w:val="20"/>
+              </w:rPr>
+              <w:t>Real graph minus no graph (improved GNN)</w:t>
+            </w:r>
+          </w:p>
+        </w:tc>
+        <w:tc>
+          <w:tcPr>
+            <w:tcW w:type="dxa" w:w="2736"/>
+          </w:tcPr>
+          <w:p>
+            <w:pPr>
+              <w:spacing w:after="20"/>
+            </w:pPr>
+            <w:r/>
+            <w:r>
+              <w:rPr>
+                <w:sz w:val="20"/>
+              </w:rPr>
+              <w:t>-0.0006 (-0.0007 to -0.0004)</w:t>
+            </w:r>
+          </w:p>
+        </w:tc>
+        <w:tc>
+          <w:tcPr>
+            <w:tcW w:type="dxa" w:w="2736"/>
+          </w:tcPr>
+          <w:p>
+            <w:pPr>
+              <w:spacing w:after="20"/>
+            </w:pPr>
+            <w:r/>
+            <w:r>
+              <w:rPr>
+                <w:sz w:val="20"/>
+              </w:rPr>
+              <w:t>-0.010 (-0.018 to -0.002)</w:t>
+            </w:r>
+          </w:p>
+        </w:tc>
+      </w:tr>
+      <w:tr>
+        <w:tc>
+          <w:tcPr>
+            <w:tcW w:type="dxa" w:w="4608"/>
+          </w:tcPr>
+          <w:p>
+            <w:pPr>
+              <w:spacing w:after="20"/>
+            </w:pPr>
+            <w:r/>
+            <w:r>
+              <w:rPr>
+                <w:sz w:val="20"/>
+              </w:rPr>
+              <w:t>LightGBM with class weights minus improved GNN with graph</w:t>
+            </w:r>
+          </w:p>
+        </w:tc>
+        <w:tc>
+          <w:tcPr>
+            <w:tcW w:type="dxa" w:w="2736"/>
+          </w:tcPr>
+          <w:p>
+            <w:pPr>
+              <w:spacing w:after="20"/>
+            </w:pPr>
+            <w:r/>
+            <w:r>
+              <w:rPr>
+                <w:sz w:val="20"/>
+              </w:rPr>
+              <w:t>+0.0012 (+0.0010 to +0.0013)</w:t>
+            </w:r>
+          </w:p>
+        </w:tc>
+        <w:tc>
+          <w:tcPr>
+            <w:tcW w:type="dxa" w:w="2736"/>
+          </w:tcPr>
+          <w:p>
+            <w:pPr>
+              <w:spacing w:after="20"/>
+            </w:pPr>
+            <w:r/>
+            <w:r>
+              <w:rPr>
+                <w:sz w:val="20"/>
+              </w:rPr>
+              <w:t>+0.044 (+0.034 to +0.055)</w:t>
+            </w:r>
+          </w:p>
+        </w:tc>
+      </w:tr>
+    </w:tbl>
+    <w:p>
+      <w:pPr>
+        <w:spacing w:after="40"/>
+      </w:pPr>
+    </w:p>
+    <w:p>
+      <w:pPr>
+        <w:pStyle w:val="ListBullet"/>
+        <w:spacing w:after="40"/>
+      </w:pPr>
+      <w:r>
+        <w:rPr>
+          <w:b/>
+        </w:rPr>
+        <w:t xml:space="preserve">Weighted F1: </w:t>
+      </w:r>
+      <w:r>
+        <w:t>every model we trained scores 0.980 to 0.984, above the 0.9512 reported for GTCN-G, including LightGBM without class weights and the network without the graph. The differences among our own models are at most 0.004, so weighted F1 does not separate them. The highest weighted F1 is the E-GraphSAGE-M style network of 7.2 (0.9836), not the tuned LightGBM (0.9831).</w:t>
+      </w:r>
+    </w:p>
+    <w:p>
+      <w:pPr>
+        <w:pStyle w:val="ListBullet"/>
+        <w:spacing w:after="40"/>
+      </w:pPr>
+      <w:r>
+        <w:rPr>
+          <w:b/>
+        </w:rPr>
+        <w:t xml:space="preserve">Macro F1: </w:t>
+      </w:r>
+      <w:r>
+        <w:t>the best model is LightGBM with class weights and tuned class scales (0.667), 0.086 above the network of 7.2. Of the gain over LightGBM without class weights (0.581), class weights give +0.075 and the tuned scales a further +0.012.</w:t>
+      </w:r>
+    </w:p>
+    <w:p>
+      <w:pPr>
+        <w:pStyle w:val="ListBullet"/>
+        <w:spacing w:after="40"/>
+      </w:pPr>
+      <w:r>
+        <w:rPr>
+          <w:b/>
+        </w:rPr>
+        <w:t xml:space="preserve">Graph: </w:t>
+      </w:r>
+      <w:r>
+        <w:t>the real graph did not help the improved GNN; it was slightly worse than the same network without the graph (-0.010 macro F1). This agrees with the paper-style network of section 6.7.</w:t>
+      </w:r>
+    </w:p>
+    <w:p>
+      <w:pPr>
+        <w:pStyle w:val="ListBullet"/>
+        <w:spacing w:after="40"/>
+      </w:pPr>
+      <w:r>
+        <w:rPr>
+          <w:b/>
+        </w:rPr>
+        <w:t xml:space="preserve">Two-stage design: </w:t>
+      </w:r>
+      <w:r>
+        <w:t>no gain on this split, while section 5.2 found +0.011 on the 80/20 split. The effect is not consistent across the two splits.</w:t>
+      </w:r>
+    </w:p>
+    <w:p>
+      <w:pPr>
+        <w:pStyle w:val="ListBullet"/>
+        <w:spacing w:after="40"/>
+      </w:pPr>
+      <w:r>
+        <w:rPr>
+          <w:b/>
+        </w:rPr>
+        <w:t xml:space="preserve">Tuned class scales: </w:t>
+      </w:r>
+      <w:r>
+        <w:t>validation-tuned multipliers added +0.012 macro F1. The Analysis and Normal multipliers reached the edge of the search grid (4.0) in all three seeds, so a wider grid might change the result; we did not test one. Analysis F1 rose from 0.175 to 0.244, while Backdoor fell from 0.182 to 0.176.</w:t>
+      </w:r>
+    </w:p>
+    <w:p>
+      <w:pPr>
+        <w:pStyle w:val="ListBullet"/>
+        <w:spacing w:after="40"/>
+      </w:pPr>
+      <w:r>
+        <w:rPr>
+          <w:b/>
+        </w:rPr>
+        <w:t xml:space="preserve">GNN versus trees: </w:t>
+      </w:r>
+      <w:r>
+        <w:t>LightGBM with class weights is 0.044 macro F1 above the improved GNN with graph. In every model Analysis stays below F1 0.25 and Backdoor below 0.29.</w:t>
+      </w:r>
+    </w:p>
+    <w:p>
+      <w:pPr>
+        <w:pStyle w:val="Heading2"/>
+      </w:pPr>
+      <w:r>
+        <w:t>7.4 A stability check of LightGBM</w:t>
+      </w:r>
+    </w:p>
+    <w:p>
+      <w:r>
+        <w:rPr>
+          <w:i w:val="0"/>
+        </w:rPr>
+        <w:t>In the unweighted LightGBM, validation log loss rose from the first tree, so early stopping kept only 1 tree in all seeds. A separate run on the same split shows that this is real instability, not an early-stopping artifact: test macro F1 of the unweighted model is 0.581 with 1 tree, 0.532 with 20 trees, 0.398 with 100 and 0.353 with 400. The class-weighted model reaches 0.655 with 200 trees, then collapses to 0.240 with 400 trees (validation log loss 3.86). Early stopping on validation prevents this in our runs. The class-weight gain of about +0.075 is therefore real under our LightGBM settings, but we did not test whether a smaller learning rate or stronger regularisation would stabilise the unweighted model and shrink the gap.</w:t>
+      </w:r>
+    </w:p>
+    <w:p>
+      <w:pPr>
+        <w:pStyle w:val="Heading2"/>
+      </w:pPr>
+      <w:r>
+        <w:t>7.5 What we can and cannot say</w:t>
+      </w:r>
+    </w:p>
+    <w:p>
+      <w:pPr>
+        <w:pStyle w:val="ListBullet"/>
+        <w:spacing w:after="40"/>
+      </w:pPr>
+      <w:r>
+        <w:t>On a 5:2:3 split built like the paper's, our models score a weighted F1 of 0.980 to 0.984, above the 0.9512 reported for GTCN-G. A tree model with no graph is among them, so in our data this score does not need a graph.</w:t>
+      </w:r>
+    </w:p>
+    <w:p>
+      <w:pPr>
+        <w:pStyle w:val="ListBullet"/>
+        <w:spacing w:after="40"/>
+      </w:pPr>
+      <w:r>
+        <w:t>We cannot call this an improvement over GTCN-G. We could not reproduce its stated baselines (0.8934 for E-GraphSAGE-M against our 0.981), and the paper leaves out its preprocessing, split type and loss. The gap probably reflects those differences.</w:t>
+      </w:r>
+    </w:p>
+    <w:p>
+      <w:pPr>
+        <w:pStyle w:val="ListBullet"/>
+        <w:spacing w:after="40"/>
+      </w:pPr>
+      <w:r>
+        <w:t>On macro F1, which the paper does not report, validation-tuned class scales on a class-weighted LightGBM gave the best result (0.667).</w:t>
+      </w:r>
+    </w:p>
+    <w:p>
+      <w:pPr>
+        <w:pStyle w:val="ListBullet"/>
+        <w:spacing w:after="40"/>
+      </w:pPr>
+      <w:r>
+        <w:t>Limits: one dataset, one stratified random split, no run with duplicate rows, GTCN-G itself not reimplemented, the three LightGBM seeds differ only through the histogram binning sample (there is no row or feature sampling), so their spread understates real variation.</w:t>
+      </w:r>
+    </w:p>
+    <w:p>
+      <w:pPr>
+        <w:pStyle w:val="Heading1"/>
+      </w:pPr>
+      <w:r>
+        <w:t>8. Summary of results</w:t>
       </w:r>
     </w:p>
     <w:tbl>
@@ -6961,6 +8595,15 @@
       </w:pPr>
       <w:r>
         <w:t>Weighted F1, the headline metric of three GNN papers we read in full, was 0.978 to 0.9825 for our paper-style GNN and best LightGBM and cannot tell them apart. Macro F1 and per-class F1 show the differences.</w:t>
+      </w:r>
+    </w:p>
+    <w:p>
+      <w:pPr>
+        <w:pStyle w:val="ListBullet"/>
+        <w:spacing w:after="40"/>
+      </w:pPr>
+      <w:r>
+        <w:t>On a 5:2:3 split like the one in the GTCN-G paper (section 7), all our models scored a weighted F1 of 0.980 to 0.984 against its reported 0.9512, including a tree model with no graph. We could not reproduce the paper's baselines (our E-GraphSAGE-M scored 0.981 where it reports 0.8934), so we do not call this an improvement. The best macro F1 on that split was 0.667.</w:t>
       </w:r>
     </w:p>
     <w:p>
@@ -7018,6 +8661,15 @@
     </w:p>
     <w:p>
       <w:pPr>
+        <w:pStyle w:val="ListBullet"/>
+        <w:spacing w:after="40"/>
+      </w:pPr>
+      <w:r>
+        <w:t>Section 7 uses a different split (5:2:3) from the rest of the report (80/20), so its numbers cannot be set beside the table above. It is not an exact replication of the paper, because several settings are not stated, and GTCN-G itself was not reimplemented.</w:t>
+      </w:r>
+    </w:p>
+    <w:p>
+      <w:pPr>
         <w:pStyle w:val="Heading1"/>
       </w:pPr>
       <w:r>
@@ -7431,6 +9083,114 @@
                 <w:sz w:val="20"/>
               </w:rPr>
               <w:t>Test-set bootstrap intervals and paired differences</w:t>
+            </w:r>
+          </w:p>
+        </w:tc>
+      </w:tr>
+      <w:tr>
+        <w:tc>
+          <w:tcPr>
+            <w:tcW w:type="dxa" w:w="4032"/>
+          </w:tcPr>
+          <w:p>
+            <w:pPr>
+              <w:spacing w:after="20"/>
+            </w:pPr>
+            <w:r/>
+            <w:r>
+              <w:rPr>
+                <w:sz w:val="20"/>
+              </w:rPr>
+              <w:t>unsw-nb15-paper-split-replication</w:t>
+            </w:r>
+          </w:p>
+        </w:tc>
+        <w:tc>
+          <w:tcPr>
+            <w:tcW w:type="dxa" w:w="5328"/>
+          </w:tcPr>
+          <w:p>
+            <w:pPr>
+              <w:spacing w:after="20"/>
+            </w:pPr>
+            <w:r/>
+            <w:r>
+              <w:rPr>
+                <w:sz w:val="20"/>
+              </w:rPr>
+              <w:t>E-GraphSAGE-M style baseline on the 5:2:3 split of the GTCN-G paper, with training curves</w:t>
+            </w:r>
+          </w:p>
+        </w:tc>
+      </w:tr>
+      <w:tr>
+        <w:tc>
+          <w:tcPr>
+            <w:tcW w:type="dxa" w:w="4032"/>
+          </w:tcPr>
+          <w:p>
+            <w:pPr>
+              <w:spacing w:after="20"/>
+            </w:pPr>
+            <w:r/>
+            <w:r>
+              <w:rPr>
+                <w:sz w:val="20"/>
+              </w:rPr>
+              <w:t>unsw-nb15-paper-split-improved</w:t>
+            </w:r>
+          </w:p>
+        </w:tc>
+        <w:tc>
+          <w:tcPr>
+            <w:tcW w:type="dxa" w:w="5328"/>
+          </w:tcPr>
+          <w:p>
+            <w:pPr>
+              <w:spacing w:after="20"/>
+            </w:pPr>
+            <w:r/>
+            <w:r>
+              <w:rPr>
+                <w:sz w:val="20"/>
+              </w:rPr>
+              <w:t>LightGBM variants and an improved E-GraphSAGE-M (with and without the graph) on the same split, with bootstrap intervals</w:t>
+            </w:r>
+          </w:p>
+        </w:tc>
+      </w:tr>
+      <w:tr>
+        <w:tc>
+          <w:tcPr>
+            <w:tcW w:type="dxa" w:w="4032"/>
+          </w:tcPr>
+          <w:p>
+            <w:pPr>
+              <w:spacing w:after="20"/>
+            </w:pPr>
+            <w:r/>
+            <w:r>
+              <w:rPr>
+                <w:sz w:val="20"/>
+              </w:rPr>
+              <w:t>unsw-nb15-plain-lightgbm-check</w:t>
+            </w:r>
+          </w:p>
+        </w:tc>
+        <w:tc>
+          <w:tcPr>
+            <w:tcW w:type="dxa" w:w="5328"/>
+          </w:tcPr>
+          <w:p>
+            <w:pPr>
+              <w:spacing w:after="20"/>
+            </w:pPr>
+            <w:r/>
+            <w:r>
+              <w:rPr>
+                <w:sz w:val="20"/>
+              </w:rPr>
+              <w:t>Test macro F1 of LightGBM against the number of trees, with and without class weights</w:t>
             </w:r>
           </w:p>
         </w:tc>

--- a/Our_Work/documents/UNSW-NB15-Report.docx
+++ b/Our_Work/documents/UNSW-NB15-Report.docx
@@ -6219,7 +6219,7 @@
         <w:rPr>
           <w:i w:val="0"/>
         </w:rPr>
-        <w:t>We asked how our results compare with the paper we had targeted, GTCN-G (Xu et al., arXiv 2510.07285). Its authors report weighted F1 on 10-class UNSW-NB15 with a 5:2:3 train/validation/test split, 10 epochs and mini-batches of 500. Its baselines score 0.8756 (E-GraphSAGE), 0.8934 (E-GraphSAGE-M) and 0.9178 (GAT), and GTCN-G scores 0.9512. The paper does not state how the split was made, how the data was preprocessed (duplicates, features, scaling), the loss, the optimizer or the baselines' learning rates, and we found no code. An exact replication is therefore not possible. We copied what is stated, chose the rest ourselves, and did not reimplement GTCN-G.</w:t>
+        <w:t>We asked how our results compare with the paper we had targeted, GTCN-G (Xu et al., arXiv 2510.07285). Its authors report weighted F1 on 10-class UNSW-NB15 with a 5:2:3 train/validation/test split, 10 epochs and mini-batches of 500. Its baselines score 0.8756 (E-GraphSAGE), 0.8934 (E-GraphSAGE-M) and 0.9178 (GAT), and GTCN-G scores 0.9512. The paper does not state how the split was made, how the data was preprocessed (duplicates, features, scaling), the loss, the optimizer or the baselines' learning rates, and we found no code. Its Table I gives 700,001 examples for UNSW-NB15 (96.83% Normal), about a third of our 2,042,340 flows (Normal is 95.4% of our test set). An exact replication is therefore not possible. We copied what is stated, chose the rest ourselves, and did not reimplement GTCN-G.</w:t>
       </w:r>
     </w:p>
     <w:p>
@@ -6237,6 +6237,15 @@
       </w:pPr>
       <w:r>
         <w:t>Data and split: our deduplicated, preprocessed flows (the project's train and test files joined), split at random with stratification into 50% train (1,021,170 flows), 20% validation (408,468) and 30% test (612,702). Every model below uses this same split.</w:t>
+      </w:r>
+    </w:p>
+    <w:p>
+      <w:pPr>
+        <w:pStyle w:val="ListBullet"/>
+        <w:spacing w:after="40"/>
+      </w:pPr>
+      <w:r>
+        <w:t>The paper's UNSW-NB15 data has 700,001 examples (its Table I) and says only that 'the full set of provided instances is used'. Ours has 2,042,340 flows, so the data differs in size and class mix.</w:t>
       </w:r>
     </w:p>
     <w:p>
@@ -6288,7 +6297,7 @@
         <w:rPr>
           <w:i w:val="0"/>
         </w:rPr>
-        <w:t>We built an E-GraphSAGE-M style network: two layers, mean aggregation over 8 sampled neighbours per hop, batches of 500 flows, 128 hidden units, dropout 0.2, plain cross-entropy and the Adam optimizer. The learning rate of 0.007 that the paper gives belongs to GTCN-G. With it, all three seeds collapsed within two epochs to predicting Normal for every flow (weighted F1 0.9319, macro F1 0.098), so we used 0.001, the value of the original E-GraphSAGE. We trained well past the paper's 10 epochs, halving the learning rate whenever validation weighted F1 stalled and stopping after 20 epochs without improvement. 3 seeds.</w:t>
+        <w:t>We built an E-GraphSAGE-M style network: two layers, mean aggregation over 8 sampled neighbours per hop, batches of 500 flows, 128 hidden units, dropout 0.2, plain cross-entropy and the Adam optimizer. The paper gives a learning rate of 0.007 for UNSW-NB15 in its shared training settings, so it probably applies to its baselines too. With it, all three seeds collapsed within two epochs to predicting Normal for every flow (weighted F1 0.9319, macro F1 0.098), so we used 0.001, the value of the original E-GraphSAGE. We trained well past the paper's 10 epochs, halving the learning rate whenever validation weighted F1 stalled and stopping after 20 epochs without improvement. 3 seeds.</w:t>
       </w:r>
     </w:p>
     <w:tbl>
@@ -7810,7 +7819,7 @@
         <w:spacing w:after="40"/>
       </w:pPr>
       <w:r>
-        <w:t>We cannot call this an improvement over GTCN-G. We could not reproduce its stated baselines (0.8934 for E-GraphSAGE-M against our 0.981), and the paper leaves out its preprocessing, split type and loss. The gap probably reflects those differences.</w:t>
+        <w:t>We cannot call this an improvement over GTCN-G. We could not reproduce its stated baselines (0.8934 for E-GraphSAGE-M against our 0.981), and the paper leaves out its preprocessing, split type and loss, and its data has about a third as many flows as ours. The gap probably reflects those differences.</w:t>
       </w:r>
     </w:p>
     <w:p>

--- a/Our_Work/documents/UNSW-NB15-Report.docx
+++ b/Our_Work/documents/UNSW-NB15-Report.docx
@@ -6219,7 +6219,7 @@
         <w:rPr>
           <w:i w:val="0"/>
         </w:rPr>
-        <w:t>We asked how our results compare with the paper we had targeted, GTCN-G (Xu et al., arXiv 2510.07285). Its authors report weighted F1 on 10-class UNSW-NB15 with a 5:2:3 train/validation/test split, 10 epochs and mini-batches of 500. Its baselines score 0.8756 (E-GraphSAGE), 0.8934 (E-GraphSAGE-M) and 0.9178 (GAT), and GTCN-G scores 0.9512. The paper does not state how the split was made, how the data was preprocessed (duplicates, features, scaling), the loss, the optimizer or the baselines' learning rates, and we found no code. Its Table I gives 700,001 examples for UNSW-NB15 (96.83% Normal), about a third of our 2,042,340 flows (Normal is 95.4% of our test set). An exact replication is therefore not possible. We copied what is stated, chose the rest ourselves, and did not reimplement GTCN-G.</w:t>
+        <w:t>We asked how our results compare with the paper we had targeted, GTCN-G (Xu et al., arXiv 2510.07285). Its authors report weighted F1 on 10-class UNSW-NB15 with a 5:2:3 train/validation/test split, 10 epochs and mini-batches of 500. Its baselines score 0.8756 (E-GraphSAGE), 0.8934 (E-GraphSAGE-M) and 0.9178 (GAT), and GTCN-G scores 0.9512. The paper does not state how the split was made, how the data was preprocessed (duplicates, features, scaling), the loss, the optimizer or the baselines' learning rates, and we found no code. Its Table I gives 700,001 examples for UNSW-NB15 (96.83% Normal), about a third of our 2,042,340 flows (Normal is 95.4% of our test set). An exact replication is therefore not possible. We copied what is stated, chose the rest ourselves, and did not have the authors' GTCN-G (section 7.6 adds our own GTCN-G style implementation).</w:t>
       </w:r>
     </w:p>
     <w:p>
@@ -7837,7 +7837,113 @@
         <w:spacing w:after="40"/>
       </w:pPr>
       <w:r>
-        <w:t>Limits: one dataset, one stratified random split, no run with duplicate rows, GTCN-G itself not reimplemented, the three LightGBM seeds differ only through the histogram binning sample (there is no row or feature sampling), so their spread understates real variation.</w:t>
+        <w:t>Limits: one dataset, one stratified random split, no run with duplicate rows, the authors' GTCN-G not available (section 7.6 uses our own implementation), the three LightGBM seeds differ only through the histogram binning sample (there is no row or feature sampling), so their spread understates real variation.</w:t>
+      </w:r>
+    </w:p>
+    <w:p>
+      <w:pPr>
+        <w:pStyle w:val="Heading2"/>
+      </w:pPr>
+      <w:r>
+        <w:t>7.6 The paper's own data, a GTCN-G style model and the minority classes</w:t>
+      </w:r>
+    </w:p>
+    <w:p>
+      <w:r>
+        <w:rPr>
+          <w:i w:val="0"/>
+        </w:rPr>
+        <w:t>The paper's Table I lists 700,001 UNSW-NB15 flows with 96.83% Normal. The first raw file, UNSW-NB15_1.csv, has exactly 700,001 rows and the same class shares as the paper's Table II for all ten classes; the other three files do not match. We repeated the work on the flows of that file (637,891 after our duplicate removal, 97.9% Normal; stratified 5:2:3 split, 3 seeds). Full details are in UNSW-NB15-GTCN-G-Comparison.docx.</w:t>
+      </w:r>
+    </w:p>
+    <w:p>
+      <w:pPr>
+        <w:pStyle w:val="ListBullet"/>
+        <w:spacing w:after="40"/>
+      </w:pPr>
+      <w:r>
+        <w:rPr>
+          <w:b/>
+        </w:rPr>
+        <w:t xml:space="preserve">Predicting Normal: </w:t>
+      </w:r>
+      <w:r>
+        <w:t>a model that predicts Normal for every flow has a weighted F1 of about 0.953 on the paper's class mix (our calculation from 96.83%). The paper reports 0.9512 for GTCN-G and 0.8756 to 0.9178 for its baselines, all below that. This assumes the paper's test set has about its class mix.</w:t>
+      </w:r>
+    </w:p>
+    <w:p>
+      <w:pPr>
+        <w:pStyle w:val="ListBullet"/>
+        <w:spacing w:after="40"/>
+      </w:pPr>
+      <w:r>
+        <w:rPr>
+          <w:b/>
+        </w:rPr>
+        <w:t xml:space="preserve">Baseline on the paper's data: </w:t>
+      </w:r>
+      <w:r>
+        <w:t>our E-GraphSAGE-M style network scores weighted F1 0.9928 ± 0.0002 and macro F1 0.562 ± 0.008 (paper: 0.8934 for this baseline).</w:t>
+      </w:r>
+    </w:p>
+    <w:p>
+      <w:pPr>
+        <w:pStyle w:val="ListBullet"/>
+        <w:spacing w:after="40"/>
+      </w:pPr>
+      <w:r>
+        <w:rPr>
+          <w:b/>
+        </w:rPr>
+        <w:t xml:space="preserve">A GTCN-G style model (our own implementation, simplified): </w:t>
+      </w:r>
+      <w:r>
+        <w:t>weighted F1 0.9925 ± 0.0001 and macro F1 0.550 ± 0.004, not better than the simple network (full minus baseline -0.0002, interval -0.0004 to 0.0000). Without the residual branch, which carries the flow's own features, macro F1 falls by 0.11; attention, the temporal branch and the graph convolution show no measurable effect; real neighbours add about 0.001 weighted F1 over isolated flows.</w:t>
+      </w:r>
+    </w:p>
+    <w:p>
+      <w:pPr>
+        <w:pStyle w:val="ListBullet"/>
+        <w:spacing w:after="40"/>
+      </w:pPr>
+      <w:r>
+        <w:rPr>
+          <w:b/>
+        </w:rPr>
+        <w:t xml:space="preserve">Loss changes for the minority classes: </w:t>
+      </w:r>
+      <w:r>
+        <w:t>square-root weights, balanced weights and a logit-adjusted loss did not raise macro F1 beyond the noise of the seeds (0.549 to 0.567 against 0.554 for the plain loss; seed standard deviation 0.018). Analysis and Backdoor stay near 0.2.</w:t>
+      </w:r>
+    </w:p>
+    <w:p>
+      <w:pPr>
+        <w:pStyle w:val="ListBullet"/>
+        <w:spacing w:after="40"/>
+      </w:pPr>
+      <w:r>
+        <w:rPr>
+          <w:b/>
+        </w:rPr>
+        <w:t xml:space="preserve">Possible reason: </w:t>
+      </w:r>
+      <w:r>
+        <w:t>81% of Analysis flows and 85% of Backdoor flows have an identical-feature twin of another class (paper subset), and no rule that uses only these features can exceed about 0.38 (Analysis) and 0.37 (Backdoor) F1 on them, in sample. A change of loss cannot recover information the features do not contain; our models reach about 0.2, so the overlap explains part of the shortfall, not all of it.</w:t>
+      </w:r>
+    </w:p>
+    <w:p>
+      <w:pPr>
+        <w:pStyle w:val="ListBullet"/>
+        <w:spacing w:after="40"/>
+      </w:pPr>
+      <w:r>
+        <w:rPr>
+          <w:b/>
+        </w:rPr>
+        <w:t xml:space="preserve">Limits: </w:t>
+      </w:r>
+      <w:r>
+        <w:t>the authors' model and code were not available; the paper's file is inferred from row count and class mix; duplicates were removed here and probably not in the paper (no run with duplicates kept); 3 seeds; Worms has 24 flows in the subset.</w:t>
       </w:r>
     </w:p>
     <w:p>
@@ -8674,7 +8780,7 @@
         <w:spacing w:after="40"/>
       </w:pPr>
       <w:r>
-        <w:t>Section 7 uses a different split (5:2:3) from the rest of the report (80/20), so its numbers cannot be set beside the table above. It is not an exact replication of the paper, because several settings are not stated, and GTCN-G itself was not reimplemented.</w:t>
+        <w:t>Section 7 uses a different split (5:2:3) from the rest of the report (80/20), so its numbers cannot be set beside the table above. It is not an exact replication of the paper, because several settings are not stated, and the authors' GTCN-G was not available (section 7.6 uses our own implementation).</w:t>
       </w:r>
     </w:p>
     <w:p>

--- a/Our_Work/documents/UNSW-NB15-Report.docx
+++ b/Our_Work/documents/UNSW-NB15-Report.docx
@@ -733,7 +733,7 @@
         <w:rPr>
           <w:i w:val="0"/>
         </w:rPr>
-        <w:t>Uncertainty. Two kinds of noise matter here. Training randomness is shown by repeating each experiment with 3 to 5 seeds (± is the standard deviation over seeds). Test-set sampling noise is shown by a bootstrap: we resample the 408,468 test flows 1,000 times and report a 95% interval. Worms has only 34 test rows, so it moves macro F1 by several hundredths; for important comparisons we also give the result without Worms.</w:t>
+        <w:t>Uncertainty. Two kinds of noise matter here. Training randomness is shown by repeating each experiment with 3 to 5 seeds (+/- is the standard deviation over seeds). Test-set sampling noise is shown by a bootstrap: we resample the 408,468 test flows 1,000 times and report a 95% interval. Worms has only 34 test rows, so it moves macro F1 by several hundredths; for important comparisons we also give the result without Worms.</w:t>
       </w:r>
     </w:p>
     <w:p>
@@ -2058,7 +2058,7 @@
               <w:rPr>
                 <w:sz w:val="20"/>
               </w:rPr>
-              <w:t>0.582 ± 0.004</w:t>
+              <w:t>0.582 +/- 0.004</w:t>
             </w:r>
           </w:p>
         </w:tc>
@@ -2111,7 +2111,7 @@
               <w:rPr>
                 <w:sz w:val="20"/>
               </w:rPr>
-              <w:t>0.658 ± 0.002</w:t>
+              <w:t>0.658 +/- 0.002</w:t>
             </w:r>
           </w:p>
         </w:tc>
@@ -2166,7 +2166,7 @@
                 <w:b/>
                 <w:sz w:val="20"/>
               </w:rPr>
-              <w:t>0.670 ± 0.004</w:t>
+              <w:t>0.670 +/- 0.004</w:t>
             </w:r>
           </w:p>
         </w:tc>
@@ -2220,7 +2220,7 @@
               <w:rPr>
                 <w:sz w:val="20"/>
               </w:rPr>
-              <w:t>0.648 ± 0.001</w:t>
+              <w:t>0.648 +/- 0.001</w:t>
             </w:r>
           </w:p>
         </w:tc>
@@ -2273,7 +2273,7 @@
               <w:rPr>
                 <w:sz w:val="20"/>
               </w:rPr>
-              <w:t>0.654 ± 0.002</w:t>
+              <w:t>0.654 +/- 0.002</w:t>
             </w:r>
           </w:p>
         </w:tc>
@@ -2935,7 +2935,7 @@
               <w:rPr>
                 <w:sz w:val="20"/>
               </w:rPr>
-              <w:t>0.670 ± 0.004</w:t>
+              <w:t>0.670 +/- 0.004</w:t>
             </w:r>
           </w:p>
         </w:tc>
@@ -2988,7 +2988,7 @@
               <w:rPr>
                 <w:sz w:val="20"/>
               </w:rPr>
-              <w:t>0.653 ± 0.003</w:t>
+              <w:t>0.653 +/- 0.003</w:t>
             </w:r>
           </w:p>
         </w:tc>
@@ -4353,7 +4353,7 @@
               <w:rPr>
                 <w:sz w:val="20"/>
               </w:rPr>
-              <w:t>0.569 ± 0.015</w:t>
+              <w:t>0.569 +/- 0.015</w:t>
             </w:r>
           </w:p>
         </w:tc>
@@ -4406,7 +4406,7 @@
               <w:rPr>
                 <w:sz w:val="20"/>
               </w:rPr>
-              <w:t>0.562 ± 0.016</w:t>
+              <w:t>0.562 +/- 0.016</w:t>
             </w:r>
           </w:p>
         </w:tc>
@@ -4459,7 +4459,7 @@
               <w:rPr>
                 <w:sz w:val="20"/>
               </w:rPr>
-              <w:t>0.579 ± 0.009</w:t>
+              <w:t>0.579 +/- 0.009</w:t>
             </w:r>
           </w:p>
         </w:tc>
@@ -4512,7 +4512,7 @@
               <w:rPr>
                 <w:sz w:val="20"/>
               </w:rPr>
-              <w:t>0.585 ± 0.010</w:t>
+              <w:t>0.585 +/- 0.010</w:t>
             </w:r>
           </w:p>
         </w:tc>
@@ -5482,7 +5482,7 @@
               <w:rPr>
                 <w:sz w:val="20"/>
               </w:rPr>
-              <w:t>0.6695 ± 0.0036</w:t>
+              <w:t>0.6695 +/- 0.0036</w:t>
             </w:r>
           </w:p>
         </w:tc>
@@ -5518,7 +5518,7 @@
               <w:rPr>
                 <w:sz w:val="20"/>
               </w:rPr>
-              <w:t>0.6709 ± 0.0069</w:t>
+              <w:t>0.6709 +/- 0.0069</w:t>
             </w:r>
           </w:p>
         </w:tc>
@@ -5554,7 +5554,7 @@
               <w:rPr>
                 <w:sz w:val="20"/>
               </w:rPr>
-              <w:t>0.6649 ± 0.0058</w:t>
+              <w:t>0.6649 +/- 0.0058</w:t>
             </w:r>
           </w:p>
         </w:tc>
@@ -5747,7 +5747,7 @@
               <w:rPr>
                 <w:sz w:val="20"/>
               </w:rPr>
-              <w:t>0.523 ± 0.001</w:t>
+              <w:t>0.523 +/- 0.001</w:t>
             </w:r>
           </w:p>
         </w:tc>
@@ -5764,7 +5764,7 @@
               <w:rPr>
                 <w:sz w:val="20"/>
               </w:rPr>
-              <w:t>0.600 ± 0.004</w:t>
+              <w:t>0.600 +/- 0.004</w:t>
             </w:r>
           </w:p>
         </w:tc>
@@ -5817,7 +5817,7 @@
               <w:rPr>
                 <w:sz w:val="20"/>
               </w:rPr>
-              <w:t>0.528 ± 0.006</w:t>
+              <w:t>0.528 +/- 0.006</w:t>
             </w:r>
           </w:p>
         </w:tc>
@@ -5834,7 +5834,7 @@
               <w:rPr>
                 <w:sz w:val="20"/>
               </w:rPr>
-              <w:t>0.594 ± 0.008</w:t>
+              <w:t>0.594 +/- 0.008</w:t>
             </w:r>
           </w:p>
         </w:tc>
@@ -5887,7 +5887,7 @@
               <w:rPr>
                 <w:sz w:val="20"/>
               </w:rPr>
-              <w:t>0.514 ± 0.007</w:t>
+              <w:t>0.514 +/- 0.007</w:t>
             </w:r>
           </w:p>
         </w:tc>
@@ -5904,7 +5904,7 @@
               <w:rPr>
                 <w:sz w:val="20"/>
               </w:rPr>
-              <w:t>0.592 ± 0.010</w:t>
+              <w:t>0.592 +/- 0.010</w:t>
             </w:r>
           </w:p>
         </w:tc>
@@ -5957,7 +5957,7 @@
               <w:rPr>
                 <w:sz w:val="20"/>
               </w:rPr>
-              <w:t>0.511 ± 0.006</w:t>
+              <w:t>0.511 +/- 0.006</w:t>
             </w:r>
           </w:p>
         </w:tc>
@@ -5974,7 +5974,7 @@
               <w:rPr>
                 <w:sz w:val="20"/>
               </w:rPr>
-              <w:t>0.564 ± 0.019</w:t>
+              <w:t>0.564 +/- 0.019</w:t>
             </w:r>
           </w:p>
         </w:tc>
@@ -6328,7 +6328,7 @@
                 <w:b/>
                 <w:sz w:val="20"/>
               </w:rPr>
-              <w:t>Test score (mean ± std over 3 seeds)</w:t>
+              <w:t>Test score (mean +/- std over 3 seeds)</w:t>
             </w:r>
           </w:p>
         </w:tc>
@@ -6402,7 +6402,7 @@
               <w:rPr>
                 <w:sz w:val="20"/>
               </w:rPr>
-              <w:t>0.9808 ± 0.0009</w:t>
+              <w:t>0.9808 +/- 0.0009</w:t>
             </w:r>
           </w:p>
         </w:tc>
@@ -6419,7 +6419,7 @@
               <w:rPr>
                 <w:sz w:val="20"/>
               </w:rPr>
-              <w:t>0.9836 ± 0.0002</w:t>
+              <w:t>0.9836 +/- 0.0002</w:t>
             </w:r>
           </w:p>
         </w:tc>
@@ -6455,7 +6455,7 @@
               <w:rPr>
                 <w:sz w:val="20"/>
               </w:rPr>
-              <w:t>0.536 ± 0.001</w:t>
+              <w:t>0.536 +/- 0.001</w:t>
             </w:r>
           </w:p>
         </w:tc>
@@ -6472,7 +6472,7 @@
               <w:rPr>
                 <w:sz w:val="20"/>
               </w:rPr>
-              <w:t>0.581 ± 0.002</w:t>
+              <w:t>0.581 +/- 0.002</w:t>
             </w:r>
           </w:p>
         </w:tc>
@@ -6508,7 +6508,7 @@
               <w:rPr>
                 <w:sz w:val="20"/>
               </w:rPr>
-              <w:t>0.9828 ± 0.0004</w:t>
+              <w:t>0.9828 +/- 0.0004</w:t>
             </w:r>
           </w:p>
         </w:tc>
@@ -6525,7 +6525,7 @@
               <w:rPr>
                 <w:sz w:val="20"/>
               </w:rPr>
-              <w:t>0.9839 ± 0.0001</w:t>
+              <w:t>0.9839 +/- 0.0001</w:t>
             </w:r>
           </w:p>
         </w:tc>
@@ -6821,7 +6821,7 @@
               <w:rPr>
                 <w:sz w:val="20"/>
               </w:rPr>
-              <w:t>0.9836 ± 0.0002</w:t>
+              <w:t>0.9836 +/- 0.0002</w:t>
             </w:r>
           </w:p>
         </w:tc>
@@ -6838,7 +6838,7 @@
               <w:rPr>
                 <w:sz w:val="20"/>
               </w:rPr>
-              <w:t>0.581 ± 0.002</w:t>
+              <w:t>0.581 +/- 0.002</w:t>
             </w:r>
           </w:p>
         </w:tc>
@@ -6890,7 +6890,7 @@
               <w:rPr>
                 <w:sz w:val="20"/>
               </w:rPr>
-              <w:t>0.9802 ± 0.0002</w:t>
+              <w:t>0.9802 +/- 0.0002</w:t>
             </w:r>
           </w:p>
         </w:tc>
@@ -6907,7 +6907,7 @@
               <w:rPr>
                 <w:sz w:val="20"/>
               </w:rPr>
-              <w:t>0.581 ± 0.003</w:t>
+              <w:t>0.581 +/- 0.003</w:t>
             </w:r>
           </w:p>
         </w:tc>
@@ -6960,7 +6960,7 @@
               <w:rPr>
                 <w:sz w:val="20"/>
               </w:rPr>
-              <w:t>0.9815 ± 0.0003</w:t>
+              <w:t>0.9815 +/- 0.0003</w:t>
             </w:r>
           </w:p>
         </w:tc>
@@ -6977,7 +6977,7 @@
               <w:rPr>
                 <w:sz w:val="20"/>
               </w:rPr>
-              <w:t>0.655 ± 0.001</w:t>
+              <w:t>0.655 +/- 0.001</w:t>
             </w:r>
           </w:p>
         </w:tc>
@@ -7030,7 +7030,7 @@
               <w:rPr>
                 <w:sz w:val="20"/>
               </w:rPr>
-              <w:t>0.9820 ± 0.0005</w:t>
+              <w:t>0.9820 +/- 0.0005</w:t>
             </w:r>
           </w:p>
         </w:tc>
@@ -7047,7 +7047,7 @@
               <w:rPr>
                 <w:sz w:val="20"/>
               </w:rPr>
-              <w:t>0.655 ± 0.001</w:t>
+              <w:t>0.655 +/- 0.001</w:t>
             </w:r>
           </w:p>
         </w:tc>
@@ -7102,7 +7102,7 @@
                 <w:b/>
                 <w:sz w:val="20"/>
               </w:rPr>
-              <w:t>0.9831 ± 0.0005</w:t>
+              <w:t>0.9831 +/- 0.0005</w:t>
             </w:r>
           </w:p>
         </w:tc>
@@ -7120,7 +7120,7 @@
                 <w:b/>
                 <w:sz w:val="20"/>
               </w:rPr>
-              <w:t>0.667 ± 0.002</w:t>
+              <w:t>0.667 +/- 0.002</w:t>
             </w:r>
           </w:p>
         </w:tc>
@@ -7174,7 +7174,7 @@
               <w:rPr>
                 <w:sz w:val="20"/>
               </w:rPr>
-              <w:t>0.9804 ± 0.0000</w:t>
+              <w:t>0.9804 +/- 0.0000</w:t>
             </w:r>
           </w:p>
         </w:tc>
@@ -7191,7 +7191,7 @@
               <w:rPr>
                 <w:sz w:val="20"/>
               </w:rPr>
-              <w:t>0.610 ± 0.003</w:t>
+              <w:t>0.610 +/- 0.003</w:t>
             </w:r>
           </w:p>
         </w:tc>
@@ -7244,7 +7244,7 @@
               <w:rPr>
                 <w:sz w:val="20"/>
               </w:rPr>
-              <w:t>0.9809 ± 0.0001</w:t>
+              <w:t>0.9809 +/- 0.0001</w:t>
             </w:r>
           </w:p>
         </w:tc>
@@ -7261,7 +7261,7 @@
               <w:rPr>
                 <w:sz w:val="20"/>
               </w:rPr>
-              <w:t>0.623 ± 0.003</w:t>
+              <w:t>0.623 +/- 0.003</w:t>
             </w:r>
           </w:p>
         </w:tc>
@@ -7883,7 +7883,7 @@
         <w:t xml:space="preserve">Baseline on the paper's data: </w:t>
       </w:r>
       <w:r>
-        <w:t>our E-GraphSAGE-M style network scores weighted F1 0.9928 ± 0.0002 and macro F1 0.562 ± 0.008 (paper: 0.8934 for this baseline).</w:t>
+        <w:t>our E-GraphSAGE-M style network scores weighted F1 0.9928 +/- 0.0002 and macro F1 0.562 +/- 0.008 (paper: 0.8934 for this baseline).</w:t>
       </w:r>
     </w:p>
     <w:p>
@@ -7898,7 +7898,7 @@
         <w:t xml:space="preserve">A GTCN-G style model (our own implementation, simplified): </w:t>
       </w:r>
       <w:r>
-        <w:t>weighted F1 0.9925 ± 0.0001 and macro F1 0.550 ± 0.004, not better than the simple network (full minus baseline -0.0002, interval -0.0004 to 0.0000). Without the residual branch, which carries the flow's own features, macro F1 falls by 0.11; attention, the temporal branch and the graph convolution show no measurable effect; real neighbours add about 0.001 weighted F1 over isolated flows.</w:t>
+        <w:t>weighted F1 0.9925 +/- 0.0001 and macro F1 0.550 +/- 0.004, not better than the simple network (full minus baseline -0.0002, interval -0.0004 to 0.0000). Without the residual branch, which carries the flow's own features, macro F1 falls by 0.11; attention, the temporal branch and the graph convolution show no measurable effect; real neighbours add about 0.001 weighted F1 over isolated flows.</w:t>
       </w:r>
     </w:p>
     <w:p>
@@ -7948,6 +7948,59 @@
     </w:p>
     <w:p>
       <w:pPr>
+        <w:pStyle w:val="Heading2"/>
+      </w:pPr>
+      <w:r>
+        <w:t>7.7 Why the scores stop, and sets of classes</w:t>
+      </w:r>
+    </w:p>
+    <w:p>
+      <w:pPr>
+        <w:pStyle w:val="ListBullet"/>
+        <w:spacing w:after="40"/>
+      </w:pPr>
+      <w:r>
+        <w:rPr>
+          <w:b/>
+        </w:rPr>
+        <w:t xml:space="preserve">Checks on the paper's subset: </w:t>
+      </w:r>
+      <w:r>
+        <w:t>adding the raw columns our preprocessing dropped leaves the share of Analysis (80.6%), Backdoor (84.5%) and DoS (33.8%) flows with an identical-feature twin of another class unchanged; adding the IP pair raises the accuracy of the most-common-label rule on the 1,445 ambiguous flows only from 24.0% to 24.7%; the data has 40 source and 44 destination IPs, so a graph on (IP, port) endpoints is mostly single flows (67%) and a graph on IPs is 45 dense nodes; the previous flow from the same source has the same label for only 0.3% (Backdoor), 5.1% (DoS) and 12.7% (Analysis) of flows.</w:t>
+      </w:r>
+    </w:p>
+    <w:p>
+      <w:pPr>
+        <w:pStyle w:val="ListBullet"/>
+        <w:spacing w:after="40"/>
+      </w:pPr>
+      <w:r>
+        <w:rPr>
+          <w:b/>
+        </w:rPr>
+        <w:t xml:space="preserve">Sets of classes: </w:t>
+      </w:r>
+      <w:r>
+        <w:t>with class-conditional conformal prediction (detect attacks, then a set over the 9 attack classes, 3 seeds), a single label is right for 20% to 35% of detected Analysis, Backdoor and DoS flows, while sets of about 2.3 to 2.7 classes hold the true class for 83% to 92% of them (target 90%; Backdoor 83%), and the three most probable classes hold it for 86% to 98%. The sets are no more efficient than a fixed top-3; they add a coverage statement.</w:t>
+      </w:r>
+    </w:p>
+    <w:p>
+      <w:pPr>
+        <w:pStyle w:val="ListBullet"/>
+        <w:spacing w:after="40"/>
+      </w:pPr>
+      <w:r>
+        <w:rPr>
+          <w:b/>
+        </w:rPr>
+        <w:t xml:space="preserve">Limits: </w:t>
+      </w:r>
+      <w:r>
+        <w:t>one model family, one random split, calibration sets of about 60 flows for Analysis and Backdoor, Worms excluded from the guarantees, one run of each check.</w:t>
+      </w:r>
+    </w:p>
+    <w:p>
+      <w:pPr>
         <w:pStyle w:val="Heading1"/>
       </w:pPr>
       <w:r>
@@ -8058,7 +8111,7 @@
                 <w:b/>
                 <w:sz w:val="20"/>
               </w:rPr>
-              <w:t>0.670 ± 0.004</w:t>
+              <w:t>0.670 +/- 0.004</w:t>
             </w:r>
           </w:p>
         </w:tc>
@@ -8112,7 +8165,7 @@
               <w:rPr>
                 <w:sz w:val="20"/>
               </w:rPr>
-              <w:t>0.658 ± 0.002</w:t>
+              <w:t>0.658 +/- 0.002</w:t>
             </w:r>
           </w:p>
         </w:tc>
@@ -8165,7 +8218,7 @@
               <w:rPr>
                 <w:sz w:val="20"/>
               </w:rPr>
-              <w:t>0.654 ± 0.002</w:t>
+              <w:t>0.654 +/- 0.002</w:t>
             </w:r>
           </w:p>
         </w:tc>
@@ -8218,7 +8271,7 @@
               <w:rPr>
                 <w:sz w:val="20"/>
               </w:rPr>
-              <w:t>0.653 ± 0.003</w:t>
+              <w:t>0.653 +/- 0.003</w:t>
             </w:r>
           </w:p>
         </w:tc>
@@ -8270,7 +8323,7 @@
               <w:rPr>
                 <w:sz w:val="20"/>
               </w:rPr>
-              <w:t>0.582 ± 0.004</w:t>
+              <w:t>0.582 +/- 0.004</w:t>
             </w:r>
           </w:p>
         </w:tc>
@@ -8323,7 +8376,7 @@
               <w:rPr>
                 <w:sz w:val="20"/>
               </w:rPr>
-              <w:t>0.671 ± 0.007</w:t>
+              <w:t>0.671 +/- 0.007</w:t>
             </w:r>
           </w:p>
         </w:tc>
@@ -8375,7 +8428,7 @@
               <w:rPr>
                 <w:sz w:val="20"/>
               </w:rPr>
-              <w:t>0.585 ± 0.010</w:t>
+              <w:t>0.585 +/- 0.010</w:t>
             </w:r>
           </w:p>
         </w:tc>
@@ -8428,7 +8481,7 @@
               <w:rPr>
                 <w:sz w:val="20"/>
               </w:rPr>
-              <w:t>0.569 ± 0.015</w:t>
+              <w:t>0.569 +/- 0.015</w:t>
             </w:r>
           </w:p>
         </w:tc>
@@ -8481,7 +8534,7 @@
               <w:rPr>
                 <w:sz w:val="20"/>
               </w:rPr>
-              <w:t>0.562 ± 0.016</w:t>
+              <w:t>0.562 +/- 0.016</w:t>
             </w:r>
           </w:p>
         </w:tc>
@@ -8534,7 +8587,7 @@
               <w:rPr>
                 <w:sz w:val="20"/>
               </w:rPr>
-              <w:t>0.600 ± 0.004</w:t>
+              <w:t>0.600 +/- 0.004</w:t>
             </w:r>
           </w:p>
         </w:tc>
@@ -8587,7 +8640,7 @@
               <w:rPr>
                 <w:sz w:val="20"/>
               </w:rPr>
-              <w:t>0.592 ± 0.010</w:t>
+              <w:t>0.592 +/- 0.010</w:t>
             </w:r>
           </w:p>
         </w:tc>
@@ -8640,7 +8693,7 @@
               <w:rPr>
                 <w:sz w:val="20"/>
               </w:rPr>
-              <w:t>0.523 ± 0.001</w:t>
+              <w:t>0.523 +/- 0.001</w:t>
             </w:r>
           </w:p>
         </w:tc>
